--- a/Chapter1.docx
+++ b/Chapter1.docx
@@ -85,43 +85,7 @@
         <w:pStyle w:val="BodyText"/>
       </w:pPr>
       <w:r>
-        <w:t xml:space="preserve">Run the same simple formula across nearly 3,000 years of real history, and it keeps landing in the right place. Hezekiah’s deliverance from Assyria (702 BC) and the decree Ezra carried from Persia (457 BC) both land precisely on a Jubilee — Year 1 of their cycle. Five centuries before it happened, Daniel was told the Messiah would be</w:t>
-      </w:r>
-      <w:r>
-        <w:t xml:space="preserve"> </w:t>
-      </w:r>
-      <w:r>
-        <w:t xml:space="preserve">“</w:t>
-      </w:r>
-      <w:r>
-        <w:t xml:space="preserve">cut off</w:t>
-      </w:r>
-      <w:r>
-        <w:t xml:space="preserve">”</w:t>
-      </w:r>
-      <w:r>
-        <w:t xml:space="preserve"> </w:t>
-      </w:r>
-      <w:r>
-        <w:t xml:space="preserve">in</w:t>
-      </w:r>
-      <w:r>
-        <w:t xml:space="preserve"> </w:t>
-      </w:r>
-      <w:r>
-        <w:t xml:space="preserve">“</w:t>
-      </w:r>
-      <w:r>
-        <w:t xml:space="preserve">the midst of the week.</w:t>
-      </w:r>
-      <w:r>
-        <w:t xml:space="preserve">”</w:t>
-      </w:r>
-      <w:r>
-        <w:t xml:space="preserve"> </w:t>
-      </w:r>
-      <w:r>
-        <w:t xml:space="preserve">Run the math forward — 483 years from that decree to the baptism, three more to the crucifixion — and it lands exactly there: the structural middle of its cycle, on the specific final week of years his own prophecy names.</w:t>
+        <w:t xml:space="preserve">Run the same simple formula across nearly 3,000 years of real history, and it keeps landing in the right place. Hezekiah’s deliverance from Assyria (702 BC) and the decree Ezra carried from Persia (457 BC) both land precisely on a Jubilee — Year 1 of their cycle. Five centuries before it happened, Daniel was told the Messiah would be “cut off” in “the midst of the week.” Run the math forward — 483 years from that decree to the baptism, three more to the crucifixion — and it lands exactly there: the structural middle of its cycle, on the specific final week of years his own prophecy names.</w:t>
       </w:r>
     </w:p>
     <w:p>
@@ -129,10 +93,7 @@
         <w:pStyle w:val="BodyText"/>
       </w:pPr>
       <w:r>
-        <w:t xml:space="preserve">That single result has to survive an unusually demanding set of independent requirements simultaneously, not one at a time — a Friday, a full moon, the correct cycle position, an independently-anchored baptism three years earlier, and a resolution to a real, centuries-old puzzle: why the Synoptic Gospels describe the Last Supper as the Passover meal itself, while John places the crucifixion on the day</w:t>
-      </w:r>
-      <w:r>
-        <w:t xml:space="preserve"> </w:t>
+        <w:t xml:space="preserve">That single result has to survive an unusually demanding set of independent requirements simultaneously, not one at a time — a Friday, a full moon, the correct cycle position, an independently-anchored baptism three years earlier, and a resolution to a real, centuries-old puzzle: why the Synoptic Gospels describe the Last Supper as the Passover meal itself, while John places the crucifixion on the day </w:t>
       </w:r>
       <w:r>
         <w:rPr>
@@ -142,10 +103,7 @@
         <w:t xml:space="preserve">before</w:t>
       </w:r>
       <w:r>
-        <w:t xml:space="preserve"> </w:t>
-      </w:r>
-      <w:r>
-        <w:t xml:space="preserve">the wider nation’s Passover. This chapter shows both accounts are accurate, describing the same week through two coexisting first-century calendar traditions — not a contradiction requiring one Gospel to be wrong. Very few years in history can satisfy every one of these constraints at once. AD 30 does.</w:t>
+        <w:t xml:space="preserve"> the wider nation’s Passover. This chapter shows both accounts are accurate, describing the same week through two coexisting first-century calendar traditions — not a contradiction requiring one Gospel to be wrong. Very few years in history can satisfy every one of these constraints at once. AD 30 does.</w:t>
       </w:r>
     </w:p>
     <w:p>
@@ -177,43 +135,7 @@
         <w:pStyle w:val="BodyText"/>
       </w:pPr>
       <w:r>
-        <w:t xml:space="preserve">The CJC’s math runs as one unbroken count, forward from the Exodus era through history to the present. Scripture requires both the seven-day week and the seven-year sabbatical cycle to run without interruption — this is what allows the Sabbath rest and the Jubilee to be tracked and obeyed correctly. Exodus 23:10-11 commands the land itself to rest every seventh year, and Leviticus 25:8-10 builds directly on that same seven-year unit:</w:t>
-      </w:r>
-      <w:r>
-        <w:t xml:space="preserve"> </w:t>
-      </w:r>
-      <w:r>
-        <w:t xml:space="preserve">“</w:t>
-      </w:r>
-      <w:r>
-        <w:t xml:space="preserve">seven sabbaths of years… forty and nine years… and hallow the fiftieth year.</w:t>
-      </w:r>
-      <w:r>
-        <w:t xml:space="preserve">”</w:t>
-      </w:r>
-      <w:r>
-        <w:t xml:space="preserve"> </w:t>
-      </w:r>
-      <w:r>
-        <w:t xml:space="preserve">Within a cycle, each year falls at a specific position within its seven-year unit, found by taking the year’s position modulo 7 — Year 1 is Position 1, and the pattern repeats every seven years, exactly as Gabriel describes to Daniel:</w:t>
-      </w:r>
-      <w:r>
-        <w:t xml:space="preserve"> </w:t>
-      </w:r>
-      <w:r>
-        <w:t xml:space="preserve">“</w:t>
-      </w:r>
-      <w:r>
-        <w:t xml:space="preserve">seven weeks, and threescore and two weeks… in the midst of the week</w:t>
-      </w:r>
-      <w:r>
-        <w:t xml:space="preserve">”</w:t>
-      </w:r>
-      <w:r>
-        <w:t xml:space="preserve"> </w:t>
-      </w:r>
-      <w:r>
-        <w:t xml:space="preserve">(Daniel 9:25, 27, KJV) — the same unit of seven years, used the same way. The CJC method prioritizes Scripture’s own calendrical rules throughout, and is built to introduce zero conflict with them.</w:t>
+        <w:t xml:space="preserve">The CJC’s math runs as one unbroken count, forward from the Exodus era through history to the present. Scripture requires both the seven-day week and the seven-year sabbatical cycle to run without interruption — this is what allows the Sabbath rest and the Jubilee to be tracked and obeyed correctly. Exodus 23:10-11 commands the land itself to rest every seventh year, and Leviticus 25:8-10 builds directly on that same seven-year unit: “seven sabbaths of years… forty and nine years… and hallow the fiftieth year.” Within a cycle, each year falls at a specific position within its seven-year unit, found by taking the year’s position modulo 7 — Year 1 is Position 1, and the pattern repeats every seven years, exactly as Gabriel describes to Daniel: “seven weeks, and threescore and two weeks… in the midst of the week” (Daniel 9:25, 27, KJV) — the same unit of seven years, used the same way. The CJC method prioritizes Scripture’s own calendrical rules throughout, and is built to introduce zero conflict with them.</w:t>
       </w:r>
     </w:p>
     <w:p>
@@ -221,10 +143,7 @@
         <w:pStyle w:val="BodyText"/>
       </w:pPr>
       <w:r>
-        <w:t xml:space="preserve">Running this count backward from securely-dated anchors — the 457 BC decree, the crucifixion — lands Year 1 of the very first cycle in the spring era of the Exodus, around 1437 BC. This is a</w:t>
-      </w:r>
-      <w:r>
-        <w:t xml:space="preserve"> </w:t>
+        <w:t xml:space="preserve">Running this count backward from securely-dated anchors — the 457 BC decree, the crucifixion — lands Year 1 of the very first cycle in the spring era of the Exodus, around 1437 BC. This is a </w:t>
       </w:r>
       <w:r>
         <w:rPr>
@@ -234,10 +153,7 @@
         <w:t xml:space="preserve">result</w:t>
       </w:r>
       <w:r>
-        <w:t xml:space="preserve"> </w:t>
-      </w:r>
-      <w:r>
-        <w:t xml:space="preserve">of the math, not a starting assumption: Section 3 below explains exactly what that result does and doesn’t establish about the historical Exodus date itself.</w:t>
+        <w:t xml:space="preserve"> of the math, not a starting assumption: Section 3 below explains exactly what that result does and doesn’t establish about the historical Exodus date itself.</w:t>
       </w:r>
     </w:p>
     <w:bookmarkEnd w:id="20"/>
@@ -271,10 +187,7 @@
         </w:numPr>
       </w:pPr>
       <w:r>
-        <w:t xml:space="preserve">Convert the year to a continuous</w:t>
-      </w:r>
-      <w:r>
-        <w:t xml:space="preserve"> </w:t>
+        <w:t xml:space="preserve">Convert the year to a continuous </w:t>
       </w:r>
       <w:r>
         <w:rPr>
@@ -300,10 +213,7 @@
         <w:t xml:space="preserve">”</w:t>
       </w:r>
       <w:r>
-        <w:t xml:space="preserve"> </w:t>
-      </w:r>
-      <w:r>
-        <w:t xml:space="preserve">(B)**:</w:t>
+        <w:t xml:space="preserve"> (B)**:</w:t>
       </w:r>
     </w:p>
     <w:p>
@@ -314,10 +224,7 @@
         </w:numPr>
       </w:pPr>
       <w:r>
-        <w:t xml:space="preserve">AD years:</w:t>
-      </w:r>
-      <w:r>
-        <w:t xml:space="preserve"> </w:t>
+        <w:t xml:space="preserve">AD years: </w:t>
       </w:r>
       <w:r>
         <w:rPr>
@@ -327,10 +234,7 @@
         <w:t xml:space="preserve">B = year + 1437</w:t>
       </w:r>
       <w:r>
-        <w:t xml:space="preserve"> </w:t>
-      </w:r>
-      <w:r>
-        <w:t xml:space="preserve">(example: 30 AD gives B = 1467)</w:t>
+        <w:t xml:space="preserve"> (example: 30 AD gives B = 1467)</w:t>
       </w:r>
     </w:p>
     <w:p>
@@ -341,10 +245,7 @@
         </w:numPr>
       </w:pPr>
       <w:r>
-        <w:t xml:space="preserve">BC years:</w:t>
-      </w:r>
-      <w:r>
-        <w:t xml:space="preserve"> </w:t>
+        <w:t xml:space="preserve">BC years: </w:t>
       </w:r>
       <w:r>
         <w:rPr>
@@ -354,10 +255,7 @@
         <w:t xml:space="preserve">B = 1438 − year</w:t>
       </w:r>
       <w:r>
-        <w:t xml:space="preserve"> </w:t>
-      </w:r>
-      <w:r>
-        <w:t xml:space="preserve">(example: 1437 BC gives B = 1)</w:t>
+        <w:t xml:space="preserve"> (example: 1437 BC gives B = 1)</w:t>
       </w:r>
     </w:p>
     <w:p>
@@ -368,10 +266,7 @@
         </w:numPr>
       </w:pPr>
       <w:r>
-        <w:t xml:space="preserve">Cycle number:</w:t>
-      </w:r>
-      <w:r>
-        <w:t xml:space="preserve"> </w:t>
+        <w:t xml:space="preserve">Cycle number: </w:t>
       </w:r>
       <w:r>
         <w:rPr>
@@ -389,10 +284,7 @@
         </w:numPr>
       </w:pPr>
       <w:r>
-        <w:t xml:space="preserve">Position within the cycle:</w:t>
-      </w:r>
-      <w:r>
-        <w:t xml:space="preserve"> </w:t>
+        <w:t xml:space="preserve">Position within the cycle: </w:t>
       </w:r>
       <w:r>
         <w:rPr>
@@ -418,10 +310,7 @@
         <w:pStyle w:val="FirstParagraph"/>
       </w:pPr>
       <w:r>
-        <w:t xml:space="preserve">The boundary year at the close of each 49-year span is labeled the</w:t>
-      </w:r>
-      <w:r>
-        <w:t xml:space="preserve"> </w:t>
+        <w:t xml:space="preserve">The boundary year at the close of each 49-year span is labeled the </w:t>
       </w:r>
       <w:r>
         <w:rPr>
@@ -468,28 +357,7 @@
         <w:t xml:space="preserve">The most important finding first: no specific Exodus year is actually required for this chapter’s strongest claims to hold.</w:t>
       </w:r>
       <w:r>
-        <w:t xml:space="preserve"> </w:t>
-      </w:r>
-      <w:r>
-        <w:t xml:space="preserve">457 BC, 702 BC, and 30 AD share their cycle positions with each other regardless of which candidate Exodus epoch is used, provided that epoch differs from the others by a multiple of 49 years (1437 BC, 1486 BC, and 1388 BC all produce identical results for these three anchors, checked directly). This means the specific claim</w:t>
-      </w:r>
-      <w:r>
-        <w:t xml:space="preserve"> </w:t>
-      </w:r>
-      <w:r>
-        <w:t xml:space="preserve">“</w:t>
-      </w:r>
-      <w:r>
-        <w:t xml:space="preserve">the Exodus occurred in 1437 BC</w:t>
-      </w:r>
-      <w:r>
-        <w:t xml:space="preserve">”</w:t>
-      </w:r>
-      <w:r>
-        <w:t xml:space="preserve"> </w:t>
-      </w:r>
-      <w:r>
-        <w:t xml:space="preserve">is a separate, additional assertion — not something this chapter’s own internal mathematics actually requires.</w:t>
+        <w:t xml:space="preserve"> 457 BC, 702 BC, and 30 AD share their cycle positions with each other regardless of which candidate Exodus epoch is used, provided that epoch differs from the others by a multiple of 49 years (1437 BC, 1486 BC, and 1388 BC all produce identical results for these three anchors, checked directly). This means the specific claim “the Exodus occurred in 1437 BC” is a separate, additional assertion — not something this chapter’s own internal mathematics actually requires.</w:t>
       </w:r>
     </w:p>
     <w:p>
@@ -504,25 +372,7 @@
         <w:t xml:space="preserve">The 1 Kings 6:1 path, checked directly, does not produce 1437 BC through inclusive counting.</w:t>
       </w:r>
       <w:r>
-        <w:t xml:space="preserve"> </w:t>
-      </w:r>
-      <w:r>
-        <w:t xml:space="preserve">Solomon’s temple construction, tied to his fourth year and the well-attested 480-year statement in 1 Kings 6:1, is genuinely anchored via Assyrian synchronism (Ahab at Qarqar, 853 BC; the Assyrian Eponym Canon) to approximately 966-967 BC. Adding 480 years directly gives 1446 BC — and inclusive counting, verified directly against every other biblical example of the convention cited below, accounts for at most a one-year adjustment, not the nine years needed to reach 1437 BC. Tracing the actual historical source of the 1437 BC figure to its origin confirms this: the calculation was built by computing the straightforward result first (which did not match the intended Jubilee position), then substituting a different figure for the elapsed time between Ahab and Solomon — one exceeding even the wider range that source’s own author cited as scholarly precedent for such an adjustment. This is worth stating plainly rather than continuing to describe it as</w:t>
-      </w:r>
-      <w:r>
-        <w:t xml:space="preserve"> </w:t>
-      </w:r>
-      <w:r>
-        <w:t xml:space="preserve">“</w:t>
-      </w:r>
-      <w:r>
-        <w:t xml:space="preserve">inclusive counting</w:t>
-      </w:r>
-      <w:r>
-        <w:t xml:space="preserve">”</w:t>
-      </w:r>
-      <w:r>
-        <w:t xml:space="preserve">: it is a distinct, separate adjustment, and it has not been independently justified.</w:t>
+        <w:t xml:space="preserve"> Solomon’s temple construction, tied to his fourth year and the well-attested 480-year statement in 1 Kings 6:1, is genuinely anchored via Assyrian synchronism (Ahab at Qarqar, 853 BC; the Assyrian Eponym Canon) to approximately 966-967 BC. Adding 480 years directly gives 1446 BC — and inclusive counting, verified directly against every other biblical example of the convention cited below, accounts for at most a one-year adjustment, not the nine years needed to reach 1437 BC. Tracing the actual historical source of the 1437 BC figure to its origin confirms this: the calculation was built by computing the straightforward result first (which did not match the intended Jubilee position), then substituting a different figure for the elapsed time between Ahab and Solomon — one exceeding even the wider range that source’s own author cited as scholarly precedent for such an adjustment. This is worth stating plainly rather than continuing to describe it as “inclusive counting”: it is a distinct, separate adjustment, and it has not been independently justified.</w:t>
       </w:r>
     </w:p>
     <w:p>
@@ -537,10 +387,7 @@
         <w:t xml:space="preserve">The honest state of the rival figure, 1446 BC:</w:t>
       </w:r>
       <w:r>
-        <w:t xml:space="preserve"> </w:t>
-      </w:r>
-      <w:r>
-        <w:t xml:space="preserve">it is the figure produced by Edwin Thiele’s rigorous, Assyrian-anchored regnal chronology (</w:t>
+        <w:t xml:space="preserve"> it is the figure produced by Edwin Thiele’s rigorous, Assyrian-anchored regnal chronology (</w:t>
       </w:r>
       <w:r>
         <w:rPr>
@@ -562,73 +409,10 @@
           <w:bCs/>
           <w:b/>
         </w:rPr>
-        <w:t xml:space="preserve">On the other three</w:t>
-      </w:r>
-      <w:r>
-        <w:rPr>
-          <w:bCs/>
-          <w:b/>
-        </w:rPr>
-        <w:t xml:space="preserve"> </w:t>
-      </w:r>
-      <w:r>
-        <w:rPr>
-          <w:bCs/>
-          <w:b/>
-        </w:rPr>
-        <w:t xml:space="preserve">“</w:t>
-      </w:r>
-      <w:r>
-        <w:rPr>
-          <w:bCs/>
-          <w:b/>
-        </w:rPr>
-        <w:t xml:space="preserve">independent</w:t>
-      </w:r>
-      <w:r>
-        <w:rPr>
-          <w:bCs/>
-          <w:b/>
-        </w:rPr>
-        <w:t xml:space="preserve">”</w:t>
-      </w:r>
-      <w:r>
-        <w:rPr>
-          <w:bCs/>
-          <w:b/>
-        </w:rPr>
-        <w:t xml:space="preserve"> </w:t>
-      </w:r>
-      <w:r>
-        <w:rPr>
-          <w:bCs/>
-          <w:b/>
-        </w:rPr>
-        <w:t xml:space="preserve">paths:</w:t>
-      </w:r>
-      <w:r>
-        <w:t xml:space="preserve"> </w:t>
-      </w:r>
-      <w:r>
-        <w:t xml:space="preserve">each carries a dependency that should be named rather than left implicit. The Daniel 9:25 path (twenty cycles back from 457 BC) is not independent of 457 BC at all — it is the same claim expressed as arithmetic; if 457 BC is granted as Y=1, 1437 BC follows mechanically, and this cannot be counted as a second confirmation of itself. The Acts 13:20 path depends on reading</w:t>
-      </w:r>
-      <w:r>
-        <w:t xml:space="preserve"> </w:t>
-      </w:r>
-      <w:r>
-        <w:t xml:space="preserve">“</w:t>
-      </w:r>
-      <w:r>
-        <w:t xml:space="preserve">about 450 years</w:t>
-      </w:r>
-      <w:r>
-        <w:t xml:space="preserve">”</w:t>
-      </w:r>
-      <w:r>
-        <w:t xml:space="preserve"> </w:t>
-      </w:r>
-      <w:r>
-        <w:t xml:space="preserve">as applying cleanly to the judges period specifically; summing the individual periods given throughout Judges produces totals in the 570-590 year range, a genuine, documented discrepancy that a single conservative reading does not resolve on its own terms. The Ezekiel 4:5-6 path depends on a specific, debated way of applying the 390/40 day-year figures to reach 1016 BC for the kingdom’s division, which is itself one of several proposed readings.</w:t>
+        <w:t xml:space="preserve">On the other three “independent” paths:</w:t>
+      </w:r>
+      <w:r>
+        <w:t xml:space="preserve"> each carries a dependency that should be named rather than left implicit. The Daniel 9:25 path (twenty cycles back from 457 BC) is not independent of 457 BC at all — it is the same claim expressed as arithmetic; if 457 BC is granted as Y=1, 1437 BC follows mechanically, and this cannot be counted as a second confirmation of itself. The Acts 13:20 path depends on reading “about 450 years” as applying cleanly to the judges period specifically; summing the individual periods given throughout Judges produces totals in the 570-590 year range, a genuine, documented discrepancy that a single conservative reading does not resolve on its own terms. The Ezekiel 4:5-6 path depends on a specific, debated way of applying the 390/40 day-year figures to reach 1016 BC for the kingdom’s division, which is itself one of several proposed readings.</w:t>
       </w:r>
     </w:p>
     <w:p>
@@ -649,49 +433,7 @@
           <w:bCs/>
           <w:b/>
         </w:rPr>
-        <w:t xml:space="preserve">A Note on the</w:t>
-      </w:r>
-      <w:r>
-        <w:rPr>
-          <w:bCs/>
-          <w:b/>
-        </w:rPr>
-        <w:t xml:space="preserve"> </w:t>
-      </w:r>
-      <w:r>
-        <w:rPr>
-          <w:bCs/>
-          <w:b/>
-        </w:rPr>
-        <w:t xml:space="preserve">“</w:t>
-      </w:r>
-      <w:r>
-        <w:rPr>
-          <w:bCs/>
-          <w:b/>
-        </w:rPr>
-        <w:t xml:space="preserve">Backward Check</w:t>
-      </w:r>
-      <w:r>
-        <w:rPr>
-          <w:bCs/>
-          <w:b/>
-        </w:rPr>
-        <w:t xml:space="preserve">”</w:t>
-      </w:r>
-      <w:r>
-        <w:rPr>
-          <w:bCs/>
-          <w:b/>
-        </w:rPr>
-        <w:t xml:space="preserve"> </w:t>
-      </w:r>
-      <w:r>
-        <w:rPr>
-          <w:bCs/>
-          <w:b/>
-        </w:rPr>
-        <w:t xml:space="preserve">Method</w:t>
+        <w:t xml:space="preserve">A Note on the “Backward Check” Method</w:t>
       </w:r>
     </w:p>
     <w:p>
@@ -721,25 +463,7 @@
         <w:pStyle w:val="FirstParagraph"/>
       </w:pPr>
       <w:r>
-        <w:t xml:space="preserve">Here’s a counting rule that shows up throughout Scripture: if something starts partway through a day or a year, that partial stretch still counts as</w:t>
-      </w:r>
-      <w:r>
-        <w:t xml:space="preserve"> </w:t>
-      </w:r>
-      <w:r>
-        <w:t xml:space="preserve">“</w:t>
-      </w:r>
-      <w:r>
-        <w:t xml:space="preserve">one.</w:t>
-      </w:r>
-      <w:r>
-        <w:t xml:space="preserve">”</w:t>
-      </w:r>
-      <w:r>
-        <w:t xml:space="preserve"> </w:t>
-      </w:r>
-      <w:r>
-        <w:t xml:space="preserve">A modern reader might expect only full, complete units to count — but the Bible consistently counts differently, and once you see the pattern, it explains a lot of dates that otherwise look confusing.</w:t>
+        <w:t xml:space="preserve">Here’s a counting rule that shows up throughout Scripture: if something starts partway through a day or a year, that partial stretch still counts as “one.” A modern reader might expect only full, complete units to count — but the Bible consistently counts differently, and once you see the pattern, it explains a lot of dates that otherwise look confusing.</w:t>
       </w:r>
     </w:p>
     <w:p>
@@ -747,25 +471,7 @@
         <w:pStyle w:val="BodyText"/>
       </w:pPr>
       <w:r>
-        <w:t xml:space="preserve">Take Jesus in the tomb. He was buried Friday evening and rose Sunday morning — by a strict, hour-by-hour count, that’s not even two full days. But Scripture calls it</w:t>
-      </w:r>
-      <w:r>
-        <w:t xml:space="preserve"> </w:t>
-      </w:r>
-      <w:r>
-        <w:t xml:space="preserve">“</w:t>
-      </w:r>
-      <w:r>
-        <w:t xml:space="preserve">three days</w:t>
-      </w:r>
-      <w:r>
-        <w:t xml:space="preserve">”</w:t>
-      </w:r>
-      <w:r>
-        <w:t xml:space="preserve"> </w:t>
-      </w:r>
-      <w:r>
-        <w:t xml:space="preserve">(Matthew 12:40, 1 Corinthians 15:4) — because Friday counts as day one, Saturday as day two, and Sunday as day three, even though Friday and Sunday were only partly involved. This is inclusive counting: touch any part of a unit, and it counts as a whole one.</w:t>
+        <w:t xml:space="preserve">Take Jesus in the tomb. He was buried Friday evening and rose Sunday morning — by a strict, hour-by-hour count, that’s not even two full days. But Scripture calls it “three days” (Matthew 12:40, 1 Corinthians 15:4) — because Friday counts as day one, Saturday as day two, and Sunday as day three, even though Friday and Sunday were only partly involved. This is inclusive counting: touch any part of a unit, and it counts as a whole one.</w:t>
       </w:r>
     </w:p>
     <w:p>
@@ -773,43 +479,7 @@
         <w:pStyle w:val="BodyText"/>
       </w:pPr>
       <w:r>
-        <w:t xml:space="preserve">The Book of Esther shows the same pattern with a fast. Esther tells the people to fast for</w:t>
-      </w:r>
-      <w:r>
-        <w:t xml:space="preserve"> </w:t>
-      </w:r>
-      <w:r>
-        <w:t xml:space="preserve">“</w:t>
-      </w:r>
-      <w:r>
-        <w:t xml:space="preserve">three days</w:t>
-      </w:r>
-      <w:r>
-        <w:t xml:space="preserve">”</w:t>
-      </w:r>
-      <w:r>
-        <w:t xml:space="preserve"> </w:t>
-      </w:r>
-      <w:r>
-        <w:t xml:space="preserve">(Esther 4:16), then she approaches the king</w:t>
-      </w:r>
-      <w:r>
-        <w:t xml:space="preserve"> </w:t>
-      </w:r>
-      <w:r>
-        <w:t xml:space="preserve">“</w:t>
-      </w:r>
-      <w:r>
-        <w:t xml:space="preserve">on the third day</w:t>
-      </w:r>
-      <w:r>
-        <w:t xml:space="preserve">”</w:t>
-      </w:r>
-      <w:r>
-        <w:t xml:space="preserve"> </w:t>
-      </w:r>
-      <w:r>
-        <w:t xml:space="preserve">(Esther 5:1) — the same short span, described consistently, with the partial first and last days both counted in full.</w:t>
+        <w:t xml:space="preserve">The Book of Esther shows the same pattern with a fast. Esther tells the people to fast for “three days” (Esther 4:16), then she approaches the king “on the third day” (Esther 5:1) — the same short span, described consistently, with the partial first and last days both counted in full.</w:t>
       </w:r>
     </w:p>
     <w:p>
@@ -817,115 +487,7 @@
         <w:pStyle w:val="BodyText"/>
       </w:pPr>
       <w:r>
-        <w:t xml:space="preserve">A few more examples, all using this identical rule: Joseph holds his brothers</w:t>
-      </w:r>
-      <w:r>
-        <w:t xml:space="preserve"> </w:t>
-      </w:r>
-      <w:r>
-        <w:t xml:space="preserve">“</w:t>
-      </w:r>
-      <w:r>
-        <w:t xml:space="preserve">in custody for three days,</w:t>
-      </w:r>
-      <w:r>
-        <w:t xml:space="preserve">”</w:t>
-      </w:r>
-      <w:r>
-        <w:t xml:space="preserve"> </w:t>
-      </w:r>
-      <w:r>
-        <w:t xml:space="preserve">then releases them</w:t>
-      </w:r>
-      <w:r>
-        <w:t xml:space="preserve"> </w:t>
-      </w:r>
-      <w:r>
-        <w:t xml:space="preserve">“</w:t>
-      </w:r>
-      <w:r>
-        <w:t xml:space="preserve">on the third day</w:t>
-      </w:r>
-      <w:r>
-        <w:t xml:space="preserve">”</w:t>
-      </w:r>
-      <w:r>
-        <w:t xml:space="preserve"> </w:t>
-      </w:r>
-      <w:r>
-        <w:t xml:space="preserve">(Genesis 42:17-18). An Egyptian servant describes going without food for</w:t>
-      </w:r>
-      <w:r>
-        <w:t xml:space="preserve"> </w:t>
-      </w:r>
-      <w:r>
-        <w:t xml:space="preserve">“</w:t>
-      </w:r>
-      <w:r>
-        <w:t xml:space="preserve">three days and three nights,</w:t>
-      </w:r>
-      <w:r>
-        <w:t xml:space="preserve">”</w:t>
-      </w:r>
-      <w:r>
-        <w:t xml:space="preserve"> </w:t>
-      </w:r>
-      <w:r>
-        <w:t xml:space="preserve">which the very next verse also calls</w:t>
-      </w:r>
-      <w:r>
-        <w:t xml:space="preserve"> </w:t>
-      </w:r>
-      <w:r>
-        <w:t xml:space="preserve">“</w:t>
-      </w:r>
-      <w:r>
-        <w:t xml:space="preserve">three days ago</w:t>
-      </w:r>
-      <w:r>
-        <w:t xml:space="preserve">”</w:t>
-      </w:r>
-      <w:r>
-        <w:t xml:space="preserve"> </w:t>
-      </w:r>
-      <w:r>
-        <w:t xml:space="preserve">(1 Samuel 30:12-13). Rehoboam tells the people</w:t>
-      </w:r>
-      <w:r>
-        <w:t xml:space="preserve"> </w:t>
-      </w:r>
-      <w:r>
-        <w:t xml:space="preserve">“</w:t>
-      </w:r>
-      <w:r>
-        <w:t xml:space="preserve">come back to me in three days,</w:t>
-      </w:r>
-      <w:r>
-        <w:t xml:space="preserve">”</w:t>
-      </w:r>
-      <w:r>
-        <w:t xml:space="preserve"> </w:t>
-      </w:r>
-      <w:r>
-        <w:t xml:space="preserve">and they return</w:t>
-      </w:r>
-      <w:r>
-        <w:t xml:space="preserve"> </w:t>
-      </w:r>
-      <w:r>
-        <w:t xml:space="preserve">“</w:t>
-      </w:r>
-      <w:r>
-        <w:t xml:space="preserve">on the third day</w:t>
-      </w:r>
-      <w:r>
-        <w:t xml:space="preserve">”</w:t>
-      </w:r>
-      <w:r>
-        <w:t xml:space="preserve"> </w:t>
-      </w:r>
-      <w:r>
-        <w:t xml:space="preserve">(2 Chronicles 10:5, 12).</w:t>
+        <w:t xml:space="preserve">A few more examples, all using this identical rule: Joseph holds his brothers “in custody for three days,” then releases them “on the third day” (Genesis 42:17-18). An Egyptian servant describes going without food for “three days and three nights,” which the very next verse also calls “three days ago” (1 Samuel 30:12-13). Rehoboam tells the people “come back to me in three days,” and they return “on the third day” (2 Chronicles 10:5, 12).</w:t>
       </w:r>
     </w:p>
     <w:p>
@@ -933,61 +495,7 @@
         <w:pStyle w:val="BodyText"/>
       </w:pPr>
       <w:r>
-        <w:t xml:space="preserve">This same rule applies to years, not just days — and it’s especially common in how ancient kings counted their reigns. A king who took the throne partway through a year would often have that partial year counted as his full</w:t>
-      </w:r>
-      <w:r>
-        <w:t xml:space="preserve"> </w:t>
-      </w:r>
-      <w:r>
-        <w:t xml:space="preserve">“</w:t>
-      </w:r>
-      <w:r>
-        <w:t xml:space="preserve">Year 1,</w:t>
-      </w:r>
-      <w:r>
-        <w:t xml:space="preserve">”</w:t>
-      </w:r>
-      <w:r>
-        <w:t xml:space="preserve"> </w:t>
-      </w:r>
-      <w:r>
-        <w:t xml:space="preserve">rather than waiting for the next new year to begin the count. Scripture gives us a clean, direct example of this: Elah began to reign in the 26th year of Asa’s reign (1 Kings 16:8), and Zimri killed him in the 27th year of Asa (1 Kings 16:10) — a partial year on the throne, counted as a real, numbered year. Rehoboam’s own</w:t>
-      </w:r>
-      <w:r>
-        <w:t xml:space="preserve"> </w:t>
-      </w:r>
-      <w:r>
-        <w:t xml:space="preserve">“</w:t>
-      </w:r>
-      <w:r>
-        <w:t xml:space="preserve">17 years</w:t>
-      </w:r>
-      <w:r>
-        <w:t xml:space="preserve">”</w:t>
-      </w:r>
-      <w:r>
-        <w:t xml:space="preserve"> </w:t>
-      </w:r>
-      <w:r>
-        <w:t xml:space="preserve">(1 Kings 14:21) works the same way, and so does Tiberius’s</w:t>
-      </w:r>
-      <w:r>
-        <w:t xml:space="preserve"> </w:t>
-      </w:r>
-      <w:r>
-        <w:t xml:space="preserve">“</w:t>
-      </w:r>
-      <w:r>
-        <w:t xml:space="preserve">fifteenth year,</w:t>
-      </w:r>
-      <w:r>
-        <w:t xml:space="preserve">”</w:t>
-      </w:r>
-      <w:r>
-        <w:t xml:space="preserve"> </w:t>
-      </w:r>
-      <w:r>
-        <w:t xml:space="preserve">which Luke 3:1 uses to date John the Baptist’s ministry.</w:t>
+        <w:t xml:space="preserve">This same rule applies to years, not just days — and it’s especially common in how ancient kings counted their reigns. A king who took the throne partway through a year would often have that partial year counted as his full “Year 1,” rather than waiting for the next new year to begin the count. Scripture gives us a clean, direct example of this: Elah began to reign in the 26th year of Asa’s reign (1 Kings 16:8), and Zimri killed him in the 27th year of Asa (1 Kings 16:10) — a partial year on the throne, counted as a real, numbered year. Rehoboam’s own “17 years” (1 Kings 14:21) works the same way, and so does Tiberius’s “fifteenth year,” which Luke 3:1 uses to date John the Baptist’s ministry.</w:t>
       </w:r>
     </w:p>
     <w:p>
@@ -995,10 +503,7 @@
         <w:pStyle w:val="BodyText"/>
       </w:pPr>
       <w:r>
-        <w:t xml:space="preserve">One important, honest complication: because of this rule, when you add up all the years different kings say they reigned, the total often comes out</w:t>
-      </w:r>
-      <w:r>
-        <w:t xml:space="preserve"> </w:t>
+        <w:t xml:space="preserve">One important, honest complication: because of this rule, when you add up all the years different kings say they reigned, the total often comes out </w:t>
       </w:r>
       <w:r>
         <w:rPr>
@@ -1008,31 +513,7 @@
         <w:t xml:space="preserve">longer</w:t>
       </w:r>
       <w:r>
-        <w:t xml:space="preserve"> </w:t>
-      </w:r>
-      <w:r>
-        <w:t xml:space="preserve">than the actual number of calendar years that passed. This happens two ways: a king’s partial first year sometimes gets counted twice — once as his own</w:t>
-      </w:r>
-      <w:r>
-        <w:t xml:space="preserve"> </w:t>
-      </w:r>
-      <w:r>
-        <w:t xml:space="preserve">“</w:t>
-      </w:r>
-      <w:r>
-        <w:t xml:space="preserve">Year 1,</w:t>
-      </w:r>
-      <w:r>
-        <w:t xml:space="preserve">”</w:t>
-      </w:r>
-      <w:r>
-        <w:t xml:space="preserve"> </w:t>
-      </w:r>
-      <w:r>
-        <w:t xml:space="preserve">and once as the outgoing king’s final year — and sometimes a father and son ruled together for a stretch (called a co-regency), with both of them counting those same years in their own individual totals. This is well documented; Edwin Thiele’s book</w:t>
-      </w:r>
-      <w:r>
-        <w:t xml:space="preserve"> </w:t>
+        <w:t xml:space="preserve"> than the actual number of calendar years that passed. This happens two ways: a king’s partial first year sometimes gets counted twice — once as his own “Year 1,” and once as the outgoing king’s final year — and sometimes a father and son ruled together for a stretch (called a co-regency), with both of them counting those same years in their own individual totals. This is well documented; Edwin Thiele’s book </w:t>
       </w:r>
       <w:r>
         <w:rPr>
@@ -1042,10 +523,7 @@
         <w:t xml:space="preserve">The Mysterious Numbers of the Hebrew Kings</w:t>
       </w:r>
       <w:r>
-        <w:t xml:space="preserve"> </w:t>
-      </w:r>
-      <w:r>
-        <w:t xml:space="preserve">is the standard reference tracing this pattern carefully across Israel and Judah’s kings, including a real co-regency between Jotham and Uzziah (2 Kings 15:5).</w:t>
+        <w:t xml:space="preserve"> is the standard reference tracing this pattern carefully across Israel and Judah’s kings, including a real co-regency between Jotham and Uzziah (2 Kings 15:5).</w:t>
       </w:r>
     </w:p>
     <w:bookmarkEnd w:id="24"/>
@@ -1067,22 +545,26 @@
         <w:pStyle w:val="FirstParagraph"/>
       </w:pPr>
       <w:r>
-        <w:t xml:space="preserve">Here’s exactly how the count runs, using the same rule just described. Augustus died on August 19, AD 14. Tiberius’s reign officially begins right then — but under the Jewish civil calendar (which starts each new year in autumn, not January), that first partial stretch, from Augustus’s death to the following autumn, already counts as Tiberius’s full</w:t>
-      </w:r>
-      <w:r>
-        <w:t xml:space="preserve"> </w:t>
-      </w:r>
-      <w:r>
-        <w:t xml:space="preserve">“</w:t>
-      </w:r>
-      <w:r>
+        <w:t xml:space="preserve">Tiberius’s fifteenth year is counted from his coregency with Augustus, not from Augustus’s death. In AD 13, a law passed making Tiberius’s authority over the provinces and armies co-equal with Augustus’s — confirmed by Roman coinage from AD 13/14 (RIC 225-226), the first to pair Augustus’s and Tiberius’s portraits together and the first to record Tiberius’s own tribunician-power year. Counting from that year:</w:t>
+      </w:r>
+    </w:p>
+    <w:p>
+      <w:pPr>
+        <w:numPr>
+          <w:ilvl w:val="0"/>
+          <w:numId w:val="1002"/>
+        </w:numPr>
+        <w:pStyle w:val="Compact"/>
+      </w:pPr>
+      <w:r>
+        <w:rPr>
+          <w:bCs/>
+          <w:b/>
+        </w:rPr>
         <w:t xml:space="preserve">Year 1</w:t>
       </w:r>
       <w:r>
-        <w:t xml:space="preserve">”</w:t>
-      </w:r>
-      <w:r>
-        <w:t xml:space="preserve">:</w:t>
+        <w:t xml:space="preserve">: AD 13/14</w:t>
       </w:r>
     </w:p>
     <w:p>
@@ -1098,10 +580,10 @@
           <w:bCs/>
           <w:b/>
         </w:rPr>
-        <w:t xml:space="preserve">Year 1</w:t>
-      </w:r>
-      <w:r>
-        <w:t xml:space="preserve">: autumn AD 14 (partial year, counts as complete)</w:t>
+        <w:t xml:space="preserve">Year 2</w:t>
+      </w:r>
+      <w:r>
+        <w:t xml:space="preserve">: AD 14/15</w:t>
       </w:r>
     </w:p>
     <w:p>
@@ -1117,10 +599,10 @@
           <w:bCs/>
           <w:b/>
         </w:rPr>
-        <w:t xml:space="preserve">Year 2</w:t>
-      </w:r>
-      <w:r>
-        <w:t xml:space="preserve">: autumn AD 15</w:t>
+        <w:t xml:space="preserve">Year 3</w:t>
+      </w:r>
+      <w:r>
+        <w:t xml:space="preserve">: AD 15/16</w:t>
       </w:r>
     </w:p>
     <w:p>
@@ -1136,10 +618,10 @@
           <w:bCs/>
           <w:b/>
         </w:rPr>
-        <w:t xml:space="preserve">Year 3</w:t>
-      </w:r>
-      <w:r>
-        <w:t xml:space="preserve">: autumn AD 16</w:t>
+        <w:t xml:space="preserve">Year 4</w:t>
+      </w:r>
+      <w:r>
+        <w:t xml:space="preserve">: AD 16/17</w:t>
       </w:r>
     </w:p>
     <w:p>
@@ -1155,10 +637,10 @@
           <w:bCs/>
           <w:b/>
         </w:rPr>
-        <w:t xml:space="preserve">Year 4</w:t>
-      </w:r>
-      <w:r>
-        <w:t xml:space="preserve">: autumn AD 17</w:t>
+        <w:t xml:space="preserve">Year 5</w:t>
+      </w:r>
+      <w:r>
+        <w:t xml:space="preserve">: AD 17/18</w:t>
       </w:r>
     </w:p>
     <w:p>
@@ -1174,10 +656,10 @@
           <w:bCs/>
           <w:b/>
         </w:rPr>
-        <w:t xml:space="preserve">Year 5</w:t>
-      </w:r>
-      <w:r>
-        <w:t xml:space="preserve">: autumn AD 18</w:t>
+        <w:t xml:space="preserve">Year 6</w:t>
+      </w:r>
+      <w:r>
+        <w:t xml:space="preserve">: AD 18/19</w:t>
       </w:r>
     </w:p>
     <w:p>
@@ -1193,10 +675,10 @@
           <w:bCs/>
           <w:b/>
         </w:rPr>
-        <w:t xml:space="preserve">Year 6</w:t>
-      </w:r>
-      <w:r>
-        <w:t xml:space="preserve">: autumn AD 19</w:t>
+        <w:t xml:space="preserve">Year 7</w:t>
+      </w:r>
+      <w:r>
+        <w:t xml:space="preserve">: AD 19/20</w:t>
       </w:r>
     </w:p>
     <w:p>
@@ -1212,10 +694,10 @@
           <w:bCs/>
           <w:b/>
         </w:rPr>
-        <w:t xml:space="preserve">Year 7</w:t>
-      </w:r>
-      <w:r>
-        <w:t xml:space="preserve">: autumn AD 20</w:t>
+        <w:t xml:space="preserve">Year 8</w:t>
+      </w:r>
+      <w:r>
+        <w:t xml:space="preserve">: AD 20/21</w:t>
       </w:r>
     </w:p>
     <w:p>
@@ -1231,10 +713,10 @@
           <w:bCs/>
           <w:b/>
         </w:rPr>
-        <w:t xml:space="preserve">Year 8</w:t>
-      </w:r>
-      <w:r>
-        <w:t xml:space="preserve">: autumn AD 21</w:t>
+        <w:t xml:space="preserve">Year 9</w:t>
+      </w:r>
+      <w:r>
+        <w:t xml:space="preserve">: AD 21/22</w:t>
       </w:r>
     </w:p>
     <w:p>
@@ -1250,10 +732,10 @@
           <w:bCs/>
           <w:b/>
         </w:rPr>
-        <w:t xml:space="preserve">Year 9</w:t>
-      </w:r>
-      <w:r>
-        <w:t xml:space="preserve">: autumn AD 22</w:t>
+        <w:t xml:space="preserve">Year 10</w:t>
+      </w:r>
+      <w:r>
+        <w:t xml:space="preserve">: AD 22/23</w:t>
       </w:r>
     </w:p>
     <w:p>
@@ -1269,10 +751,10 @@
           <w:bCs/>
           <w:b/>
         </w:rPr>
-        <w:t xml:space="preserve">Year 10</w:t>
-      </w:r>
-      <w:r>
-        <w:t xml:space="preserve">: autumn AD 23</w:t>
+        <w:t xml:space="preserve">Year 11</w:t>
+      </w:r>
+      <w:r>
+        <w:t xml:space="preserve">: AD 23/24</w:t>
       </w:r>
     </w:p>
     <w:p>
@@ -1288,10 +770,10 @@
           <w:bCs/>
           <w:b/>
         </w:rPr>
-        <w:t xml:space="preserve">Year 11</w:t>
-      </w:r>
-      <w:r>
-        <w:t xml:space="preserve">: autumn AD 24</w:t>
+        <w:t xml:space="preserve">Year 12</w:t>
+      </w:r>
+      <w:r>
+        <w:t xml:space="preserve">: AD 24/25</w:t>
       </w:r>
     </w:p>
     <w:p>
@@ -1307,10 +789,10 @@
           <w:bCs/>
           <w:b/>
         </w:rPr>
-        <w:t xml:space="preserve">Year 12</w:t>
-      </w:r>
-      <w:r>
-        <w:t xml:space="preserve">: autumn AD 25</w:t>
+        <w:t xml:space="preserve">Year 13</w:t>
+      </w:r>
+      <w:r>
+        <w:t xml:space="preserve">: AD 25/26</w:t>
       </w:r>
     </w:p>
     <w:p>
@@ -1326,10 +808,10 @@
           <w:bCs/>
           <w:b/>
         </w:rPr>
-        <w:t xml:space="preserve">Year 13</w:t>
-      </w:r>
-      <w:r>
-        <w:t xml:space="preserve">: autumn AD 26</w:t>
+        <w:t xml:space="preserve">Year 14</w:t>
+      </w:r>
+      <w:r>
+        <w:t xml:space="preserve">: AD 26/27</w:t>
       </w:r>
     </w:p>
     <w:p>
@@ -1345,29 +827,10 @@
           <w:bCs/>
           <w:b/>
         </w:rPr>
-        <w:t xml:space="preserve">Year 14</w:t>
-      </w:r>
-      <w:r>
-        <w:t xml:space="preserve">: autumn AD 26 to autumn AD 27</w:t>
-      </w:r>
-    </w:p>
-    <w:p>
-      <w:pPr>
-        <w:numPr>
-          <w:ilvl w:val="0"/>
-          <w:numId w:val="1002"/>
-        </w:numPr>
-        <w:pStyle w:val="Compact"/>
-      </w:pPr>
-      <w:r>
-        <w:rPr>
-          <w:bCs/>
-          <w:b/>
-        </w:rPr>
         <w:t xml:space="preserve">Year 15</w:t>
       </w:r>
       <w:r>
-        <w:t xml:space="preserve">: autumn AD 27 — this is where Luke 3:1 places the start of John the Baptist’s ministry, which lines up with Jesus’s own baptism shortly after</w:t>
+        <w:t xml:space="preserve">: AD 27/28 — this is where Luke 3:1 places the start of John the Baptist’s ministry, which lines up with Jesus’s own baptism shortly after</w:t>
       </w:r>
     </w:p>
     <w:p>
@@ -1375,43 +838,15 @@
         <w:pStyle w:val="FirstParagraph"/>
       </w:pPr>
       <w:r>
-        <w:t xml:space="preserve">Because Year 15 straddles the turn from AD 27 into AD 28, both</w:t>
-      </w:r>
-      <w:r>
-        <w:t xml:space="preserve"> </w:t>
-      </w:r>
-      <w:r>
-        <w:t xml:space="preserve">“</w:t>
-      </w:r>
-      <w:r>
-        <w:t xml:space="preserve">27 AD</w:t>
-      </w:r>
-      <w:r>
-        <w:t xml:space="preserve">”</w:t>
-      </w:r>
-      <w:r>
-        <w:t xml:space="preserve"> </w:t>
-      </w:r>
-      <w:r>
-        <w:t xml:space="preserve">and</w:t>
-      </w:r>
-      <w:r>
-        <w:t xml:space="preserve"> </w:t>
-      </w:r>
-      <w:r>
-        <w:t xml:space="preserve">“</w:t>
-      </w:r>
-      <w:r>
-        <w:t xml:space="preserve">27/28 AD</w:t>
-      </w:r>
-      <w:r>
-        <w:t xml:space="preserve">”</w:t>
-      </w:r>
-      <w:r>
-        <w:t xml:space="preserve"> </w:t>
-      </w:r>
-      <w:r>
-        <w:t xml:space="preserve">are correct ways to describe it — there’s no real ambiguity here, just the normal effect of a reign that began mid-year.</w:t>
+        <w:t xml:space="preserve">Some scholars instead count Tiberius’s Year 1 from Augustus’s death (August AD 14), landing his fifteenth year in the same AD 27/28 range by ordinary accession-year convention. Either path reaches the same year; this chapter uses the coregency and coinage as the primary basis, since it rests on a specific, dated law and physical numismatic evidence rather than a general counting convention alone.</w:t>
+      </w:r>
+    </w:p>
+    <w:p>
+      <w:pPr>
+        <w:pStyle w:val="FirstParagraph"/>
+      </w:pPr>
+      <w:r>
+        <w:t xml:space="preserve">Because Year 15 straddles the turn from AD 27 into AD 28, both “27 AD” and “27/28 AD” are correct ways to describe it — there’s no real ambiguity here, just the normal effect of a reign that began mid-year.</w:t>
       </w:r>
     </w:p>
     <w:bookmarkEnd w:id="25"/>
@@ -1441,43 +876,7 @@
         <w:pStyle w:val="BodyText"/>
       </w:pPr>
       <w:r>
-        <w:t xml:space="preserve">Genesis 1:14 states the purpose of the sun and moon directly, on the very day they were created:</w:t>
-      </w:r>
-      <w:r>
-        <w:t xml:space="preserve"> </w:t>
-      </w:r>
-      <w:r>
-        <w:t xml:space="preserve">“</w:t>
-      </w:r>
-      <w:r>
-        <w:t xml:space="preserve">Let there be lights in the firmament of the heaven to divide the day from the night; and let them be for signs, and for seasons, and for days, and years.</w:t>
-      </w:r>
-      <w:r>
-        <w:t xml:space="preserve">”</w:t>
-      </w:r>
-      <w:r>
-        <w:t xml:space="preserve"> </w:t>
-      </w:r>
-      <w:r>
-        <w:t xml:space="preserve">The Hebrew word translated</w:t>
-      </w:r>
-      <w:r>
-        <w:t xml:space="preserve"> </w:t>
-      </w:r>
-      <w:r>
-        <w:t xml:space="preserve">“</w:t>
-      </w:r>
-      <w:r>
-        <w:t xml:space="preserve">seasons</w:t>
-      </w:r>
-      <w:r>
-        <w:t xml:space="preserve">”</w:t>
-      </w:r>
-      <w:r>
-        <w:t xml:space="preserve"> </w:t>
-      </w:r>
-      <w:r>
-        <w:t xml:space="preserve">here is the same word used throughout the Torah for God’s appointed feast days (Leviticus 23:2, 4) — meaning the sun and moon weren’t just given for light, but specifically to mark the sacred calendar itself.</w:t>
+        <w:t xml:space="preserve">Genesis 1:14 states the purpose of the sun and moon directly, on the very day they were created: “Let there be lights in the firmament of the heaven to divide the day from the night; and let them be for signs, and for seasons, and for days, and years.” The Hebrew word translated “seasons” here is the same word used throughout the Torah for God’s appointed feast days (Leviticus 23:2, 4) — meaning the sun and moon weren’t just given for light, but specifically to mark the sacred calendar itself.</w:t>
       </w:r>
     </w:p>
     <w:p>
@@ -1485,55 +884,7 @@
         <w:pStyle w:val="BodyText"/>
       </w:pPr>
       <w:r>
-        <w:t xml:space="preserve">That purpose becomes a direct command a few books later. Exodus 12:2 ties the entire religious calendar to the moon:</w:t>
-      </w:r>
-      <w:r>
-        <w:t xml:space="preserve"> </w:t>
-      </w:r>
-      <w:r>
-        <w:t xml:space="preserve">“</w:t>
-      </w:r>
-      <w:r>
-        <w:t xml:space="preserve">This month shall be unto you the beginning of months.</w:t>
-      </w:r>
-      <w:r>
-        <w:t xml:space="preserve">”</w:t>
-      </w:r>
-      <w:r>
-        <w:t xml:space="preserve"> </w:t>
-      </w:r>
-      <w:r>
-        <w:t xml:space="preserve">Leviticus 23:5 fixes Passover to a specific lunar day:</w:t>
-      </w:r>
-      <w:r>
-        <w:t xml:space="preserve"> </w:t>
-      </w:r>
-      <w:r>
-        <w:t xml:space="preserve">“</w:t>
-      </w:r>
-      <w:r>
-        <w:t xml:space="preserve">In the fourteenth day of the first month at even is the LORD’s passover.</w:t>
-      </w:r>
-      <w:r>
-        <w:t xml:space="preserve">”</w:t>
-      </w:r>
-      <w:r>
-        <w:t xml:space="preserve"> </w:t>
-      </w:r>
-      <w:r>
-        <w:t xml:space="preserve">Deuteronomy 16:6 pins the exact moment further still —</w:t>
-      </w:r>
-      <w:r>
-        <w:t xml:space="preserve"> </w:t>
-      </w:r>
-      <w:r>
-        <w:t xml:space="preserve">“</w:t>
-      </w:r>
-      <w:r>
-        <w:t xml:space="preserve">at the going down of the sun.</w:t>
-      </w:r>
-      <w:r>
-        <w:t xml:space="preserve">”</w:t>
+        <w:t xml:space="preserve">That purpose becomes a direct command a few books later. Exodus 12:2 ties the entire religious calendar to the moon: “This month shall be unto you the beginning of months.” Leviticus 23:5 fixes Passover to a specific lunar day: “In the fourteenth day of the first month at even is the LORD’s passover.” Deuteronomy 16:6 pins the exact moment further still — “at the going down of the sun.”</w:t>
       </w:r>
     </w:p>
     <w:p>
@@ -1582,10 +933,7 @@
         <w:t xml:space="preserve">29 AD</w:t>
       </w:r>
       <w:r>
-        <w:t xml:space="preserve"> </w:t>
-      </w:r>
-      <w:r>
-        <w:t xml:space="preserve">— the spring equinox falls on Tuesday, March 22. The first new moon after it doesn’t arrive until eleven days later, Saturday, April 2.</w:t>
+        <w:t xml:space="preserve"> — the spring equinox falls on Tuesday, March 22. The first new moon after it doesn’t arrive until eleven days later, Saturday, April 2.</w:t>
       </w:r>
     </w:p>
     <w:p>
@@ -1604,10 +952,7 @@
         <w:t xml:space="preserve">30 AD</w:t>
       </w:r>
       <w:r>
-        <w:t xml:space="preserve"> </w:t>
-      </w:r>
-      <w:r>
-        <w:t xml:space="preserve">— the spring equinox falls on Wednesday, March 22. The first new moon after it falls that same day — an exact, same-day match.</w:t>
+        <w:t xml:space="preserve"> — the spring equinox falls on Wednesday, March 22. The first new moon after it falls that same day — an exact, same-day match.</w:t>
       </w:r>
     </w:p>
     <w:p>
@@ -1626,10 +971,7 @@
         <w:t xml:space="preserve">31 AD</w:t>
       </w:r>
       <w:r>
-        <w:t xml:space="preserve"> </w:t>
-      </w:r>
-      <w:r>
-        <w:t xml:space="preserve">— the spring equinox falls on Friday, March 23. The first new moon after it doesn’t arrive until eighteen days later, Tuesday, April 10.</w:t>
+        <w:t xml:space="preserve"> — the spring equinox falls on Friday, March 23. The first new moon after it doesn’t arrive until eighteen days later, Tuesday, April 10.</w:t>
       </w:r>
     </w:p>
     <w:p>
@@ -1678,10 +1020,7 @@
         <w:t xml:space="preserve">USNO (U.S. Naval Observatory)</w:t>
       </w:r>
       <w:r>
-        <w:t xml:space="preserve"> </w:t>
-      </w:r>
-      <w:r>
-        <w:t xml:space="preserve">— aa.usno.navy.mil — the U.S. government’s own official astronomical data source, including historical moon-phase calculations.</w:t>
+        <w:t xml:space="preserve"> — aa.usno.navy.mil — the U.S. government’s own official astronomical data source, including historical moon-phase calculations.</w:t>
       </w:r>
     </w:p>
     <w:p>
@@ -1700,10 +1039,7 @@
         <w:t xml:space="preserve">NASA</w:t>
       </w:r>
       <w:r>
-        <w:t xml:space="preserve"> </w:t>
-      </w:r>
-      <w:r>
-        <w:t xml:space="preserve">— eclipse.gsfc.nasa.gov (Fred Espenak’s published catalogs) — professionally-maintained lunar phase tables spanning millennia, the standard reference most professional astronomers use.</w:t>
+        <w:t xml:space="preserve"> — eclipse.gsfc.nasa.gov (Fred Espenak’s published catalogs) — professionally-maintained lunar phase tables spanning millennia, the standard reference most professional astronomers use.</w:t>
       </w:r>
     </w:p>
     <w:p>
@@ -1722,10 +1058,7 @@
         <w:t xml:space="preserve">Stellarium Web</w:t>
       </w:r>
       <w:r>
-        <w:t xml:space="preserve"> </w:t>
-      </w:r>
-      <w:r>
-        <w:t xml:space="preserve">— stellarium-web.org — a free, browser-based planetarium that lets you set any date, ancient or modern, and see exactly what the sky looked like from any location on Earth, no download required.</w:t>
+        <w:t xml:space="preserve"> — stellarium-web.org — a free, browser-based planetarium that lets you set any date, ancient or modern, and see exactly what the sky looked like from any location on Earth, no download required.</w:t>
       </w:r>
     </w:p>
     <w:p>
@@ -1740,46 +1073,7 @@
         <w:t xml:space="preserve">A caution worth knowing before you check.</w:t>
       </w:r>
       <w:r>
-        <w:t xml:space="preserve"> </w:t>
-      </w:r>
-      <w:r>
-        <w:t xml:space="preserve">Some ordinary online calendar tools and calculators will return dates that look shifted by a day or more from what’s shown here — this isn’t a mistake in the astronomy, and it’s almost always one of two well-known technical differences. First, some tools quietly apply the modern Gregorian calendar even to ancient dates, while this chapter uses the Julian calendar — the one actually in civil use at the time — and the two drift further apart the further back in history you go. This is called a</w:t>
-      </w:r>
-      <w:r>
-        <w:t xml:space="preserve"> </w:t>
-      </w:r>
-      <w:r>
-        <w:t xml:space="preserve">“</w:t>
-      </w:r>
-      <w:r>
-        <w:t xml:space="preserve">proleptic</w:t>
-      </w:r>
-      <w:r>
-        <w:t xml:space="preserve">”</w:t>
-      </w:r>
-      <w:r>
-        <w:t xml:space="preserve"> </w:t>
-      </w:r>
-      <w:r>
-        <w:t xml:space="preserve">calendar problem: extending a calendar system backward past when it actually started being used. Second, some astronomical software counts a</w:t>
-      </w:r>
-      <w:r>
-        <w:t xml:space="preserve"> </w:t>
-      </w:r>
-      <w:r>
-        <w:t xml:space="preserve">“</w:t>
-      </w:r>
-      <w:r>
-        <w:t xml:space="preserve">year zero</w:t>
-      </w:r>
-      <w:r>
-        <w:t xml:space="preserve">”</w:t>
-      </w:r>
-      <w:r>
-        <w:t xml:space="preserve"> </w:t>
-      </w:r>
-      <w:r>
-        <w:t xml:space="preserve">between 1 BC and AD 1, while traditional BC/AD dating (used throughout this chapter) has no year zero at all — a one-year offset that catches people off guard if they don’t know to check for it. If your own results don’t match, confirm which calendar convention and year-numbering system your tool uses before assuming the numbers here are wrong.</w:t>
+        <w:t xml:space="preserve"> Some ordinary online calendar tools and calculators will return dates that look shifted by a day or more from what’s shown here — this isn’t a mistake in the astronomy, and it’s almost always one of two well-known technical differences. First, some tools quietly apply the modern Gregorian calendar even to ancient dates, while this chapter uses the Julian calendar — the one actually in civil use at the time — and the two drift further apart the further back in history you go. This is called a “proleptic” calendar problem: extending a calendar system backward past when it actually started being used. Second, some astronomical software counts a “year zero” between 1 BC and AD 1, while traditional BC/AD dating (used throughout this chapter) has no year zero at all — a one-year offset that catches people off guard if they don’t know to check for it. If your own results don’t match, confirm which calendar convention and year-numbering system your tool uses before assuming the numbers here are wrong.</w:t>
       </w:r>
     </w:p>
     <w:bookmarkEnd w:id="28"/>
@@ -1825,14 +1119,7 @@
           <w:bCs/>
           <w:b/>
         </w:rPr>
-        <w:t xml:space="preserve">Equinox drift:</w:t>
-      </w:r>
-      <w:r>
-        <w:rPr>
-          <w:bCs/>
-          <w:b/>
-        </w:rPr>
-        <w:t xml:space="preserve"> </w:t>
+        <w:t xml:space="preserve">Equinox drift: </w:t>
       </w:r>
       <w:r>
         <w:t xml:space="preserve">the proleptic-Julian vernal equinox for 1437 BC falls around April 3, not the modern late-March date, due to calendar drift accumulated over the intervening centuries — the same kind of drift the 1582 Gregorian reform later corrected for by ten days.</w:t>
@@ -1850,14 +1137,7 @@
           <w:bCs/>
           <w:b/>
         </w:rPr>
-        <w:t xml:space="preserve">Two candidate conjunctions:</w:t>
-      </w:r>
-      <w:r>
-        <w:rPr>
-          <w:bCs/>
-          <w:b/>
-        </w:rPr>
-        <w:t xml:space="preserve"> </w:t>
+        <w:t xml:space="preserve">Two candidate conjunctions: </w:t>
       </w:r>
       <w:r>
         <w:t xml:space="preserve">an independent reimplementation of the standard Meeus new-moon algorithm places new moons on March 30 and April 28, 1437 BC.</w:t>
@@ -1875,14 +1155,7 @@
           <w:bCs/>
           <w:b/>
         </w:rPr>
-        <w:t xml:space="preserve">Which one governs Nisan 1:</w:t>
-      </w:r>
-      <w:r>
-        <w:rPr>
-          <w:bCs/>
-          <w:b/>
-        </w:rPr>
-        <w:t xml:space="preserve"> </w:t>
+        <w:t xml:space="preserve">Which one governs Nisan 1: </w:t>
       </w:r>
       <w:r>
         <w:t xml:space="preserve">resolved in favor of March 30. The relevant traditional requirement is that Passover itself (Nisan 15) fall on or after the spring equinox — not that the new moon must. The March 30 conjunction, with crescent-sighting, places Nisan 15 around April 14-15 — twelve days after the April 3 equinox, comfortably satisfying the requirement without needing the later April 28 conjunction at all.</w:t>
@@ -1900,20 +1173,10 @@
           <w:bCs/>
           <w:b/>
         </w:rPr>
-        <w:t xml:space="preserve">Confirmed further by the Adar II intercalation mechanism:</w:t>
-      </w:r>
-      <w:r>
-        <w:rPr>
-          <w:bCs/>
-          <w:b/>
-        </w:rPr>
-        <w:t xml:space="preserve"> </w:t>
-      </w:r>
-      <w:r>
-        <w:t xml:space="preserve">the new moon one lunar month before March 30 falls on February 29, 1437 BC. Left uncorrected, that would place Passover around March 14 — a full twenty days</w:t>
-      </w:r>
-      <w:r>
-        <w:t xml:space="preserve"> </w:t>
+        <w:t xml:space="preserve">Confirmed further by the Adar II intercalation mechanism: </w:t>
+      </w:r>
+      <w:r>
+        <w:t xml:space="preserve">the new moon one lunar month before March 30 falls on February 29, 1437 BC. Left uncorrected, that would place Passover around March 14 — a full twenty days </w:t>
       </w:r>
       <w:r>
         <w:rPr>
@@ -1923,10 +1186,7 @@
         <w:t xml:space="preserve">before</w:t>
       </w:r>
       <w:r>
-        <w:t xml:space="preserve"> </w:t>
-      </w:r>
-      <w:r>
-        <w:t xml:space="preserve">the equinox, precisely the situation an intercalary thirteenth month exists to fix. Inserting that extra month pushes the calendar forward by one full lunar cycle, landing exactly on the March 30 conjunction already favored above — meaning March 30 is not an arbitrary choice between two options, but the position the standard intercalation practice would be expected to produce on its own.</w:t>
+        <w:t xml:space="preserve"> the equinox, precisely the situation an intercalary thirteenth month exists to fix. Inserting that extra month pushes the calendar forward by one full lunar cycle, landing exactly on the March 30 conjunction already favored above — meaning March 30 is not an arbitrary choice between two options, but the position the standard intercalation practice would be expected to produce on its own.</w:t>
       </w:r>
     </w:p>
     <w:p>
@@ -1941,14 +1201,7 @@
           <w:bCs/>
           <w:b/>
         </w:rPr>
-        <w:t xml:space="preserve">Resulting estimate:</w:t>
-      </w:r>
-      <w:r>
-        <w:rPr>
-          <w:bCs/>
-          <w:b/>
-        </w:rPr>
-        <w:t xml:space="preserve"> </w:t>
+        <w:t xml:space="preserve">Resulting estimate: </w:t>
       </w:r>
       <w:r>
         <w:t xml:space="preserve">Nisan 1 around April 1; Nisan 14 around April 14; Nisan 15, the night of departure per Numbers 33:3, around April 15, in the Exodus spring era, 1437 BC.</w:t>
@@ -1966,14 +1219,7 @@
           <w:bCs/>
           <w:b/>
         </w:rPr>
-        <w:t xml:space="preserve">Weekday:</w:t>
-      </w:r>
-      <w:r>
-        <w:rPr>
-          <w:bCs/>
-          <w:b/>
-        </w:rPr>
-        <w:t xml:space="preserve"> </w:t>
+        <w:t xml:space="preserve">Weekday: </w:t>
       </w:r>
       <w:r>
         <w:t xml:space="preserve">April 14 falls on a literal Sunday and April 15 on a literal Monday, by independent astronomical computation — with a residual one-day labeling ambiguity depending on exactly which evening the crescent was first sighted, which would shift both estimates by a day.</w:t>
@@ -2611,19 +1857,7 @@
         <w:pStyle w:val="FirstParagraph"/>
       </w:pPr>
       <w:r>
-        <w:t xml:space="preserve">Leviticus 25’s own math produces a real, structural pattern worth presenting on its own strength: the year immediately before every Jubilee is mechanically also an ordinary sabbatical, since 49 is itself a multiple of 7. Assuming adherence to both laws, this produces two consecutive rest years — 703 BC and 702 BC (the Jubilee itself) — with no sowing in either preceding autumn. The resulting lack of harvest would extend across two consecutive springs, 702 BC and 701 BC, matching the shape of Isaiah 37:30’s own three-stage sign (</w:t>
-      </w:r>
-      <w:r>
-        <w:t xml:space="preserve">“</w:t>
-      </w:r>
-      <w:r>
-        <w:t xml:space="preserve">this year… the second year… then… sow and reap</w:t>
-      </w:r>
-      <w:r>
-        <w:t xml:space="preserve">”</w:t>
-      </w:r>
-      <w:r>
-        <w:t xml:space="preserve">) — a fit worth noting, not a proof of it. Sennacherib’s campaign and the miraculous deliverance (2 Kings 19:35, Isaiah 37:36) fall within 701 BC, the year immediately after the Jubilee. That year’s agricultural condition would follow from the preceding rest years under this specific reading; it isn’t independent confirmation that this is what happened.</w:t>
+        <w:t xml:space="preserve">Leviticus 25’s own math produces a real, structural pattern worth presenting on its own strength: the year immediately before every Jubilee is mechanically also an ordinary sabbatical, since 49 is itself a multiple of 7. Assuming adherence to both laws, this produces two consecutive rest years — 703 BC and 702 BC (the Jubilee itself) — with no sowing in either preceding autumn. The resulting lack of harvest would extend across two consecutive springs, 702 BC and 701 BC, matching the shape of Isaiah 37:30’s own three-stage sign (“this year… the second year… then… sow and reap”) — a fit worth noting, not a proof of it. Sennacherib’s campaign and the miraculous deliverance (2 Kings 19:35, Isaiah 37:36) fall within 701 BC, the year immediately after the Jubilee. That year’s agricultural condition would follow from the preceding rest years under this specific reading; it isn’t independent confirmation that this is what happened.</w:t>
       </w:r>
     </w:p>
     <w:p>
@@ -2676,28 +1910,7 @@
         <w:t xml:space="preserve">John 2:20’s temple chronology.</w:t>
       </w:r>
       <w:r>
-        <w:t xml:space="preserve"> </w:t>
-      </w:r>
-      <w:r>
-        <w:t xml:space="preserve">A fifth, independent path to the AD 27 baptism year, anchored to a completely different historical marker than Luke 3:1’s Roman regnal count. John 2:20 records the Jerusalem leadership stating the temple had been</w:t>
-      </w:r>
-      <w:r>
-        <w:t xml:space="preserve"> </w:t>
-      </w:r>
-      <w:r>
-        <w:t xml:space="preserve">“</w:t>
-      </w:r>
-      <w:r>
-        <w:t xml:space="preserve">forty and six years</w:t>
-      </w:r>
-      <w:r>
-        <w:t xml:space="preserve">”</w:t>
-      </w:r>
-      <w:r>
-        <w:t xml:space="preserve"> </w:t>
-      </w:r>
-      <w:r>
-        <w:t xml:space="preserve">in building at the time of Jesus’s first Passover. Josephus (</w:t>
+        <w:t xml:space="preserve"> A fifth, independent path to the AD 27 baptism year, anchored to a completely different historical marker than Luke 3:1’s Roman regnal count. John 2:20 records the Jerusalem leadership stating the temple had been “forty and six years” in building at the time of Jesus’s first Passover. Josephus (</w:t>
       </w:r>
       <w:r>
         <w:rPr>
@@ -2707,10 +1920,7 @@
         <w:t xml:space="preserve">Antiquities</w:t>
       </w:r>
       <w:r>
-        <w:t xml:space="preserve"> </w:t>
-      </w:r>
-      <w:r>
-        <w:t xml:space="preserve">15.11.1) places the start of Herod’s temple project in his 18th regnal year, consistently dated by historians to 20/19 BC. Counting 46 years forward (with no year zero) lands the conversation precisely in AD 27-28 — converging with the baptism date already established through an entirely unrelated source.</w:t>
+        <w:t xml:space="preserve"> 15.11.1) places the start of Herod’s temple project in his 18th regnal year, consistently dated by historians to 20/19 BC. Counting 46 years forward (with no year zero) lands the conversation precisely in AD 27-28 — converging with the baptism date already established through an entirely unrelated source.</w:t>
       </w:r>
     </w:p>
     <w:p>
@@ -2718,10 +1928,7 @@
         <w:pStyle w:val="BodyText"/>
       </w:pPr>
       <w:r>
-        <w:t xml:space="preserve">This carries an honest caveat structurally similar to the Exodus epoch question above: just as the Exodus start date depends on which biblical count is used as the baseline, this count depends on which of Josephus’s own conflicting figures is taken as the starting point. Josephus’s</w:t>
-      </w:r>
-      <w:r>
-        <w:t xml:space="preserve"> </w:t>
+        <w:t xml:space="preserve">This carries an honest caveat structurally similar to the Exodus epoch question above: just as the Exodus start date depends on which biblical count is used as the baseline, this count depends on which of Josephus’s own conflicting figures is taken as the starting point. Josephus’s </w:t>
       </w:r>
       <w:r>
         <w:rPr>
@@ -2731,13 +1938,7 @@
         <w:t xml:space="preserve">Wars of the Jews</w:t>
       </w:r>
       <w:r>
-        <w:t xml:space="preserve"> </w:t>
-      </w:r>
-      <w:r>
-        <w:t xml:space="preserve">1.21.1 names Herod’s</w:t>
-      </w:r>
-      <w:r>
-        <w:t xml:space="preserve"> </w:t>
+        <w:t xml:space="preserve"> 1.21.1 names Herod’s </w:t>
       </w:r>
       <w:r>
         <w:rPr>
@@ -2747,10 +1948,7 @@
         <w:t xml:space="preserve">15th</w:t>
       </w:r>
       <w:r>
-        <w:t xml:space="preserve"> </w:t>
-      </w:r>
-      <w:r>
-        <w:t xml:space="preserve">year, not his 18th, for this same building project — a documented internal discrepancy, not a claim manufactured here. One proposed harmonization (Schürer) suggests the 15th year marks Herod’s initial announcement and preparations, with the 18th marking actual construction start — a reasonable but not certain resolution. The mainstream, most-cited reading uses the 18th year and lands cleanly on AD 27; this should be presented as the best-supported reading with its own internal source tension disclosed, not as an uncontested fact.</w:t>
+        <w:t xml:space="preserve"> year, not his 18th, for this same building project — a documented internal discrepancy, not a claim manufactured here. One proposed harmonization (Schürer) suggests the 15th year marks Herod’s initial announcement and preparations, with the 18th marking actual construction start — a reasonable but not certain resolution. The mainstream, most-cited reading uses the 18th year and lands cleanly on AD 27; this should be presented as the best-supported reading with its own internal source tension disclosed, not as an uncontested fact.</w:t>
       </w:r>
     </w:p>
     <w:p>
@@ -2765,13 +1963,7 @@
         <w:t xml:space="preserve">Acts 12: Peter’s imprisonment, verified to the day.</w:t>
       </w:r>
       <w:r>
-        <w:t xml:space="preserve"> </w:t>
-      </w:r>
-      <w:r>
-        <w:t xml:space="preserve">Herod Agrippa I’s death is independently fixed to AD 44 by Josephus. Parker and Dubberstein’s</w:t>
-      </w:r>
-      <w:r>
-        <w:t xml:space="preserve"> </w:t>
+        <w:t xml:space="preserve"> Herod Agrippa I’s death is independently fixed to AD 44 by Josephus. Parker and Dubberstein’s </w:t>
       </w:r>
       <w:r>
         <w:rPr>
@@ -2781,46 +1973,7 @@
         <w:t xml:space="preserve">Babylonian Chronology</w:t>
       </w:r>
       <w:r>
-        <w:t xml:space="preserve"> </w:t>
-      </w:r>
-      <w:r>
-        <w:t xml:space="preserve">(Oriental Institute of the University of Chicago, 1942/1956) — checked directly against the primary table (p. 60, row for AD 44) — records Nisanu 1 at April 18, AD 44. Thirteen days later, Nisan 14 falls on May 1, AD 44, independently confirmed as a Friday by direct calendar computation. This converts to Cycle 31, Year 11 under this chapter’s formula. Acts 12:3-4 places Peter’s arrest</w:t>
-      </w:r>
-      <w:r>
-        <w:t xml:space="preserve"> </w:t>
-      </w:r>
-      <w:r>
-        <w:t xml:space="preserve">“</w:t>
-      </w:r>
-      <w:r>
-        <w:t xml:space="preserve">during the days of Unleavened Bread,</w:t>
-      </w:r>
-      <w:r>
-        <w:t xml:space="preserve">”</w:t>
-      </w:r>
-      <w:r>
-        <w:t xml:space="preserve"> </w:t>
-      </w:r>
-      <w:r>
-        <w:t xml:space="preserve">intending his execution</w:t>
-      </w:r>
-      <w:r>
-        <w:t xml:space="preserve"> </w:t>
-      </w:r>
-      <w:r>
-        <w:t xml:space="preserve">“</w:t>
-      </w:r>
-      <w:r>
-        <w:t xml:space="preserve">after the Passover</w:t>
-      </w:r>
-      <w:r>
-        <w:t xml:space="preserve">”</w:t>
-      </w:r>
-      <w:r>
-        <w:t xml:space="preserve"> </w:t>
-      </w:r>
-      <w:r>
-        <w:t xml:space="preserve">— both consistent with this date. This is the strongest externally-verified festival date in this whole framework outside the crucifixion week itself, since it traces cleanly from a primary source through to an independently-confirmed weekday, with no uncalibrated step anywhere in the chain.</w:t>
+        <w:t xml:space="preserve"> (Oriental Institute of the University of Chicago, 1942/1956) — checked directly against the primary table (p. 60, row for AD 44) — records Nisanu 1 at April 18, AD 44. Thirteen days later, Nisan 14 falls on May 1, AD 44, independently confirmed as a Friday by direct calendar computation. This converts to Cycle 31, Year 11 under this chapter’s formula. Acts 12:3-4 places Peter’s arrest “during the days of Unleavened Bread,” intending his execution “after the Passover” — both consistent with this date. This is the strongest externally-verified festival date in this whole framework outside the crucifixion week itself, since it traces cleanly from a primary source through to an independently-confirmed weekday, with no uncalibrated step anywhere in the chain.</w:t>
       </w:r>
     </w:p>
     <w:bookmarkEnd w:id="33"/>
@@ -3462,10 +2615,7 @@
         <w:pStyle w:val="FirstParagraph"/>
       </w:pPr>
       <w:r>
-        <w:t xml:space="preserve">Six of eight criteria favor 30 AD outright, with the rest tied. Two points stand out. First, the priestly-age parallel: 30 AD is the only reconstruction where Jesus stays close to age 30 at</w:t>
-      </w:r>
-      <w:r>
-        <w:t xml:space="preserve"> </w:t>
+        <w:t xml:space="preserve">Six of eight criteria favor 30 AD outright, with the rest tied. Two points stand out. First, the priestly-age parallel: 30 AD is the only reconstruction where Jesus stays close to age 30 at </w:t>
       </w:r>
       <w:r>
         <w:rPr>
@@ -3475,10 +2625,7 @@
         <w:t xml:space="preserve">both</w:t>
       </w:r>
       <w:r>
-        <w:t xml:space="preserve"> </w:t>
-      </w:r>
-      <w:r>
-        <w:t xml:space="preserve">the start and end of his ministry — age 30 at baptism, age 33 at death — matching Luke 3:23’s own description tightly. Second, the Daniel 9 mid-week position: 30 AD lands exactly on Year 46, the cycle’s structural middle; 33 AD lands on Year 49, a different position entirely, not a close miss.</w:t>
+        <w:t xml:space="preserve"> the start and end of his ministry — age 30 at baptism, age 33 at death — matching Luke 3:23’s own description tightly. Second, the Daniel 9 mid-week position: 30 AD lands exactly on Year 46, the cycle’s structural middle; 33 AD lands on Year 49, a different position entirely, not a close miss.</w:t>
       </w:r>
     </w:p>
     <w:p>
@@ -3530,19 +2677,7 @@
         <w:pStyle w:val="FirstParagraph"/>
       </w:pPr>
       <w:r>
-        <w:t xml:space="preserve">An independent reconstruction of the spring 30 AD lunar conjunction places it on March 22 — closely matching the published figure from Colin Humphreys and W. G. Waddington’s peer-reviewed work (</w:t>
-      </w:r>
-      <w:r>
-        <w:t xml:space="preserve">“</w:t>
-      </w:r>
-      <w:r>
-        <w:t xml:space="preserve">Dating the Crucifixion,</w:t>
-      </w:r>
-      <w:r>
-        <w:t xml:space="preserve">”</w:t>
-      </w:r>
-      <w:r>
-        <w:t xml:space="preserve"> </w:t>
+        <w:t xml:space="preserve">An independent reconstruction of the spring 30 AD lunar conjunction places it on March 22 — closely matching the published figure from Colin Humphreys and W. G. Waddington’s peer-reviewed work (“Dating the Crucifixion,” </w:t>
       </w:r>
       <w:r>
         <w:rPr>
@@ -3597,14 +2732,7 @@
           <w:bCs/>
           <w:b/>
         </w:rPr>
-        <w:t xml:space="preserve">Psalm 81:3:</w:t>
-      </w:r>
-      <w:r>
-        <w:rPr>
-          <w:bCs/>
-          <w:b/>
-        </w:rPr>
-        <w:t xml:space="preserve"> </w:t>
+        <w:t xml:space="preserve">Psalm 81:3: </w:t>
       </w:r>
       <w:r>
         <w:t xml:space="preserve">”Blow the trumpet at the new moon, at the full moon, on our feast day” — the new moon is marked publicly, by trumpet, which fits a recognized, observed occurrence rather than an invisible mathematical instant.</w:t>
@@ -3622,14 +2750,7 @@
           <w:bCs/>
           <w:b/>
         </w:rPr>
-        <w:t xml:space="preserve">1 Samuel 20:5, 18, 24-27:</w:t>
-      </w:r>
-      <w:r>
-        <w:rPr>
-          <w:bCs/>
-          <w:b/>
-        </w:rPr>
-        <w:t xml:space="preserve"> </w:t>
+        <w:t xml:space="preserve">1 Samuel 20:5, 18, 24-27: </w:t>
       </w:r>
       <w:r>
         <w:t xml:space="preserve">the New Moon feast at Saul’s court is treated as a known, dateable occasion people gather for, consistent with an observed and publicly announceable event.</w:t>
@@ -3647,14 +2768,7 @@
           <w:bCs/>
           <w:b/>
         </w:rPr>
-        <w:t xml:space="preserve">Numbers 10:10; 28:11:</w:t>
-      </w:r>
-      <w:r>
-        <w:rPr>
-          <w:bCs/>
-          <w:b/>
-        </w:rPr>
-        <w:t xml:space="preserve"> </w:t>
+        <w:t xml:space="preserve">Numbers 10:10; 28:11: </w:t>
       </w:r>
       <w:r>
         <w:t xml:space="preserve">”at the beginnings of your months” assumes a clearly marked start-of-month moment, which an invisible conjunction alone could not provide without observation or announcement.</w:t>
@@ -3725,10 +2839,7 @@
         <w:pStyle w:val="BodyText"/>
       </w:pPr>
       <w:r>
-        <w:t xml:space="preserve">This resolution rests on a named, peer-reviewed source (Humphreys and Waddington,</w:t>
-      </w:r>
-      <w:r>
-        <w:t xml:space="preserve"> </w:t>
+        <w:t xml:space="preserve">This resolution rests on a named, peer-reviewed source (Humphreys and Waddington, </w:t>
       </w:r>
       <w:r>
         <w:rPr>
@@ -3816,10 +2927,7 @@
         <w:pStyle w:val="FirstParagraph"/>
       </w:pPr>
       <w:r>
-        <w:t xml:space="preserve">For a long time, readers have noticed something that looks like a contradiction. Matthew, Mark, and Luke all describe the Last Supper as the Passover meal itself, eaten the evening before Jesus died. John, though, describes Jesus dying on the day</w:t>
-      </w:r>
-      <w:r>
-        <w:t xml:space="preserve"> </w:t>
+        <w:t xml:space="preserve">For a long time, readers have noticed something that looks like a contradiction. Matthew, Mark, and Luke all describe the Last Supper as the Passover meal itself, eaten the evening before Jesus died. John, though, describes Jesus dying on the day </w:t>
       </w:r>
       <w:r>
         <w:rPr>
@@ -3829,10 +2937,7 @@
         <w:t xml:space="preserve">before</w:t>
       </w:r>
       <w:r>
-        <w:t xml:space="preserve"> </w:t>
-      </w:r>
-      <w:r>
-        <w:t xml:space="preserve">the nation’s Passover meal was eaten (John 18:28, 19:14). Same week, same events — but two different pictures of exactly when Passover fell.</w:t>
+        <w:t xml:space="preserve"> the nation’s Passover meal was eaten (John 18:28, 19:14). Same week, same events — but two different pictures of exactly when Passover fell.</w:t>
       </w:r>
     </w:p>
     <w:p>
@@ -3848,10 +2953,7 @@
         <w:pStyle w:val="BodyText"/>
       </w:pPr>
       <w:r>
-        <w:t xml:space="preserve">Leviticus 23:5 ties the start of each month to the new moon — but ancient Judea didn’t have one single, agreed way of marking that start. One tradition set the new month to the exact moment of the astronomical conjunction, when the moon sits directly between the earth and sun (invisible from the ground). Applied to spring 30 AD, this lands Nisan 14 on Friday, April 7. A second, separately-documented tradition — described in the Mishnah (Rosh Hashanah 1:3-9) — waited for someone to actually</w:t>
-      </w:r>
-      <w:r>
-        <w:t xml:space="preserve"> </w:t>
+        <w:t xml:space="preserve">Leviticus 23:5 ties the start of each month to the new moon — but ancient Judea didn’t have one single, agreed way of marking that start. One tradition set the new month to the exact moment of the astronomical conjunction, when the moon sits directly between the earth and sun (invisible from the ground). Applied to spring 30 AD, this lands Nisan 14 on Friday, April 7. A second, separately-documented tradition — described in the Mishnah (Rosh Hashanah 1:3-9) — waited for someone to actually </w:t>
       </w:r>
       <w:r>
         <w:rPr>
@@ -3861,10 +2963,7 @@
         <w:t xml:space="preserve">see</w:t>
       </w:r>
       <w:r>
-        <w:t xml:space="preserve"> </w:t>
-      </w:r>
-      <w:r>
-        <w:t xml:space="preserve">the crescent, which typically happens a day or two after the conjunction. Depending on which tradition a given group followed, the same month could be reckoned to begin a day apart. Eusebius, writing centuries later, even describes ongoing church disputes over exactly this kind of calendar disagreement — confirming this wasn’t an unusual problem for the period.</w:t>
+        <w:t xml:space="preserve"> the crescent, which typically happens a day or two after the conjunction. Depending on which tradition a given group followed, the same month could be reckoned to begin a day apart. Eusebius, writing centuries later, even describes ongoing church disputes over exactly this kind of calendar disagreement — confirming this wasn’t an unusual problem for the period.</w:t>
       </w:r>
     </w:p>
     <w:p>
@@ -3910,43 +3009,7 @@
         <w:t xml:space="preserve">Friday daytime (still Nisan 14)</w:t>
       </w:r>
       <w:r>
-        <w:t xml:space="preserve">: the crucifixion. John calls this</w:t>
-      </w:r>
-      <w:r>
-        <w:t xml:space="preserve"> </w:t>
-      </w:r>
-      <w:r>
-        <w:t xml:space="preserve">“</w:t>
-      </w:r>
-      <w:r>
-        <w:t xml:space="preserve">the day of Preparation of the Passover</w:t>
-      </w:r>
-      <w:r>
-        <w:t xml:space="preserve">”</w:t>
-      </w:r>
-      <w:r>
-        <w:t xml:space="preserve"> </w:t>
-      </w:r>
-      <w:r>
-        <w:t xml:space="preserve">(John 19:14) —</w:t>
-      </w:r>
-      <w:r>
-        <w:t xml:space="preserve"> </w:t>
-      </w:r>
-      <w:r>
-        <w:t xml:space="preserve">“</w:t>
-      </w:r>
-      <w:r>
-        <w:t xml:space="preserve">day of Preparation</w:t>
-      </w:r>
-      <w:r>
-        <w:t xml:space="preserve">”</w:t>
-      </w:r>
-      <w:r>
-        <w:t xml:space="preserve"> </w:t>
-      </w:r>
-      <w:r>
-        <w:t xml:space="preserve">is simply the Gospels’ standard word for Friday (Mark 15:42 says this outright), not a claim that Passover hadn’t started yet. John is just telling readers which specific Friday he means.</w:t>
+        <w:t xml:space="preserve">: the crucifixion. John calls this “the day of Preparation of the Passover” (John 19:14) — “day of Preparation” is simply the Gospels’ standard word for Friday (Mark 15:42 says this outright), not a claim that Passover hadn’t started yet. John is just telling readers which specific Friday he means.</w:t>
       </w:r>
     </w:p>
     <w:p>
@@ -3965,43 +3028,7 @@
         <w:t xml:space="preserve">Saturday (Nisan 15)</w:t>
       </w:r>
       <w:r>
-        <w:t xml:space="preserve">: the High Sabbath — both the regular weekly Sabbath and the first day of Unleavened Bread landing on the same day (Leviticus 23:6-7), exactly the</w:t>
-      </w:r>
-      <w:r>
-        <w:t xml:space="preserve"> </w:t>
-      </w:r>
-      <w:r>
-        <w:t xml:space="preserve">“</w:t>
-      </w:r>
-      <w:r>
-        <w:t xml:space="preserve">high day</w:t>
-      </w:r>
-      <w:r>
-        <w:t xml:space="preserve">”</w:t>
-      </w:r>
-      <w:r>
-        <w:t xml:space="preserve"> </w:t>
-      </w:r>
-      <w:r>
-        <w:t xml:space="preserve">John 19:31 describes. Under the second calendar tradition, this is also when the wider Jewish leadership ate their own Passover meal — explaining why John notes they</w:t>
-      </w:r>
-      <w:r>
-        <w:t xml:space="preserve"> </w:t>
-      </w:r>
-      <w:r>
-        <w:t xml:space="preserve">“</w:t>
-      </w:r>
-      <w:r>
-        <w:t xml:space="preserve">had not yet eaten the Passover</w:t>
-      </w:r>
-      <w:r>
-        <w:t xml:space="preserve">”</w:t>
-      </w:r>
-      <w:r>
-        <w:t xml:space="preserve"> </w:t>
-      </w:r>
-      <w:r>
-        <w:t xml:space="preserve">even after the crucifixion (John 18:28).</w:t>
+        <w:t xml:space="preserve">: the High Sabbath — both the regular weekly Sabbath and the first day of Unleavened Bread landing on the same day (Leviticus 23:6-7), exactly the “high day” John 19:31 describes. Under the second calendar tradition, this is also when the wider Jewish leadership ate their own Passover meal — explaining why John notes they “had not yet eaten the Passover” even after the crucifixion (John 18:28).</w:t>
       </w:r>
     </w:p>
     <w:p>
@@ -4028,25 +3055,7 @@
         <w:pStyle w:val="FirstParagraph"/>
       </w:pPr>
       <w:r>
-        <w:t xml:space="preserve">That Sunday timing also explains Matthew 12:40’s</w:t>
-      </w:r>
-      <w:r>
-        <w:t xml:space="preserve"> </w:t>
-      </w:r>
-      <w:r>
-        <w:t xml:space="preserve">“</w:t>
-      </w:r>
-      <w:r>
-        <w:t xml:space="preserve">three days and three nights.</w:t>
-      </w:r>
-      <w:r>
-        <w:t xml:space="preserve">”</w:t>
-      </w:r>
-      <w:r>
-        <w:t xml:space="preserve"> </w:t>
-      </w:r>
-      <w:r>
-        <w:t xml:space="preserve">First-century Jewish reckoning divided each day into two parts — a night portion and a day portion — with a specific, named rule: touching any part of either portion counts as a complete one. Friday touches two portions (the nighttime arrest and trials, then the daytime crucifixion). Saturday is a complete day and night, the body in the tomb throughout. Sunday touches its final portion at the resurrection itself. Three calendar days touched, three days counted — the same inclusive-counting principle covered earlier in this chapter, not a special exception invented for this one case.</w:t>
+        <w:t xml:space="preserve">That Sunday timing also explains Matthew 12:40’s “three days and three nights.” First-century Jewish reckoning divided each day into two parts — a night portion and a day portion — with a specific, named rule: touching any part of either portion counts as a complete one. Friday touches two portions (the nighttime arrest and trials, then the daytime crucifixion). Saturday is a complete day and night, the body in the tomb throughout. Sunday touches its final portion at the resurrection itself. Three calendar days touched, three days counted — the same inclusive-counting principle covered earlier in this chapter, not a special exception invented for this one case.</w:t>
       </w:r>
     </w:p>
     <w:p>

--- a/Chapter1.docx
+++ b/Chapter1.docx
@@ -545,7 +545,7 @@
         <w:pStyle w:val="FirstParagraph"/>
       </w:pPr>
       <w:r>
-        <w:t xml:space="preserve">Tiberius’s fifteenth year is counted from his coregency with Augustus, not from Augustus’s death. In AD 13, a law passed making Tiberius’s authority over the provinces and armies co-equal with Augustus’s — confirmed by Roman coinage from AD 13/14 (RIC 225-226), the first to pair Augustus’s and Tiberius’s portraits together and the first to record Tiberius’s own tribunician-power year. Counting from that year:</w:t>
+        <w:t xml:space="preserve">Tiberius’s fifteenth year is counted from his coregency with Augustus, not from Augustus’s death. In AD 13, a law passed making Tiberius’s authority over the provinces and armies co-equal with Augustus’s. We can date this precisely because of the coins themselves: Roman coins were how the government publicly announced who held power, and starting in AD 13/14, coins begin showing Augustus and Tiberius together for the first time — two portraits side by side, with Tiberius’s own years in office now recorded alongside Augustus’s. (These coins are catalogued as RIC 225-226, the standard reference work for Roman imperial coinage.) That’s the moment the coins themselves mark as the start of Tiberius sharing the throne. Counting from that year:</w:t>
       </w:r>
     </w:p>
     <w:p>
@@ -838,7 +838,7 @@
         <w:pStyle w:val="FirstParagraph"/>
       </w:pPr>
       <w:r>
-        <w:t xml:space="preserve">Some scholars instead count Tiberius’s Year 1 from Augustus’s death (August AD 14), landing his fifteenth year in the same AD 27/28 range by ordinary accession-year convention. Either path reaches the same year; this chapter uses the coregency and coinage as the primary basis, since it rests on a specific, dated law and physical numismatic evidence rather than a general counting convention alone.</w:t>
+        <w:t xml:space="preserve">Some scholars instead count Tiberius’s Year 1 from Augustus’s death (August AD 14), landing his fifteenth year in the same AD 27/28 range by ordinary accession-year convention.</w:t>
       </w:r>
     </w:p>
     <w:p>

--- a/Chapter1.docx
+++ b/Chapter1.docx
@@ -537,7 +537,7 @@
           <w:bCs/>
           <w:b/>
         </w:rPr>
-        <w:t xml:space="preserve">Walking Through Tiberius’s Fifteenth Year, Year by Year</w:t>
+        <w:t>Tiberius’s Fifteenth Year</w:t>
       </w:r>
     </w:p>
     <w:p>
@@ -545,292 +545,7 @@
         <w:pStyle w:val="FirstParagraph"/>
       </w:pPr>
       <w:r>
-        <w:t xml:space="preserve">Tiberius’s fifteenth year is counted from his coregency with Augustus, not from Augustus’s death. In AD 13, a law passed making Tiberius’s authority over the provinces and armies co-equal with Augustus’s. We can date this precisely because of the coins themselves: Roman coins were how the government publicly announced who held power, and starting in AD 13/14, coins begin showing Augustus and Tiberius together for the first time — two portraits side by side, with Tiberius’s own years in office now recorded alongside Augustus’s. (These coins are catalogued as RIC 225-226, the standard reference work for Roman imperial coinage.) That’s the moment the coins themselves mark as the start of Tiberius sharing the throne. Counting from that year:</w:t>
-      </w:r>
-    </w:p>
-    <w:p>
-      <w:pPr>
-        <w:numPr>
-          <w:ilvl w:val="0"/>
-          <w:numId w:val="1002"/>
-        </w:numPr>
-        <w:pStyle w:val="Compact"/>
-      </w:pPr>
-      <w:r>
-        <w:rPr>
-          <w:bCs/>
-          <w:b/>
-        </w:rPr>
-        <w:t xml:space="preserve">Year 1</w:t>
-      </w:r>
-      <w:r>
-        <w:t xml:space="preserve">: AD 13/14</w:t>
-      </w:r>
-    </w:p>
-    <w:p>
-      <w:pPr>
-        <w:numPr>
-          <w:ilvl w:val="0"/>
-          <w:numId w:val="1002"/>
-        </w:numPr>
-        <w:pStyle w:val="Compact"/>
-      </w:pPr>
-      <w:r>
-        <w:rPr>
-          <w:bCs/>
-          <w:b/>
-        </w:rPr>
-        <w:t xml:space="preserve">Year 2</w:t>
-      </w:r>
-      <w:r>
-        <w:t xml:space="preserve">: AD 14/15</w:t>
-      </w:r>
-    </w:p>
-    <w:p>
-      <w:pPr>
-        <w:numPr>
-          <w:ilvl w:val="0"/>
-          <w:numId w:val="1002"/>
-        </w:numPr>
-        <w:pStyle w:val="Compact"/>
-      </w:pPr>
-      <w:r>
-        <w:rPr>
-          <w:bCs/>
-          <w:b/>
-        </w:rPr>
-        <w:t xml:space="preserve">Year 3</w:t>
-      </w:r>
-      <w:r>
-        <w:t xml:space="preserve">: AD 15/16</w:t>
-      </w:r>
-    </w:p>
-    <w:p>
-      <w:pPr>
-        <w:numPr>
-          <w:ilvl w:val="0"/>
-          <w:numId w:val="1002"/>
-        </w:numPr>
-        <w:pStyle w:val="Compact"/>
-      </w:pPr>
-      <w:r>
-        <w:rPr>
-          <w:bCs/>
-          <w:b/>
-        </w:rPr>
-        <w:t xml:space="preserve">Year 4</w:t>
-      </w:r>
-      <w:r>
-        <w:t xml:space="preserve">: AD 16/17</w:t>
-      </w:r>
-    </w:p>
-    <w:p>
-      <w:pPr>
-        <w:numPr>
-          <w:ilvl w:val="0"/>
-          <w:numId w:val="1002"/>
-        </w:numPr>
-        <w:pStyle w:val="Compact"/>
-      </w:pPr>
-      <w:r>
-        <w:rPr>
-          <w:bCs/>
-          <w:b/>
-        </w:rPr>
-        <w:t xml:space="preserve">Year 5</w:t>
-      </w:r>
-      <w:r>
-        <w:t xml:space="preserve">: AD 17/18</w:t>
-      </w:r>
-    </w:p>
-    <w:p>
-      <w:pPr>
-        <w:numPr>
-          <w:ilvl w:val="0"/>
-          <w:numId w:val="1002"/>
-        </w:numPr>
-        <w:pStyle w:val="Compact"/>
-      </w:pPr>
-      <w:r>
-        <w:rPr>
-          <w:bCs/>
-          <w:b/>
-        </w:rPr>
-        <w:t xml:space="preserve">Year 6</w:t>
-      </w:r>
-      <w:r>
-        <w:t xml:space="preserve">: AD 18/19</w:t>
-      </w:r>
-    </w:p>
-    <w:p>
-      <w:pPr>
-        <w:numPr>
-          <w:ilvl w:val="0"/>
-          <w:numId w:val="1002"/>
-        </w:numPr>
-        <w:pStyle w:val="Compact"/>
-      </w:pPr>
-      <w:r>
-        <w:rPr>
-          <w:bCs/>
-          <w:b/>
-        </w:rPr>
-        <w:t xml:space="preserve">Year 7</w:t>
-      </w:r>
-      <w:r>
-        <w:t xml:space="preserve">: AD 19/20</w:t>
-      </w:r>
-    </w:p>
-    <w:p>
-      <w:pPr>
-        <w:numPr>
-          <w:ilvl w:val="0"/>
-          <w:numId w:val="1002"/>
-        </w:numPr>
-        <w:pStyle w:val="Compact"/>
-      </w:pPr>
-      <w:r>
-        <w:rPr>
-          <w:bCs/>
-          <w:b/>
-        </w:rPr>
-        <w:t xml:space="preserve">Year 8</w:t>
-      </w:r>
-      <w:r>
-        <w:t xml:space="preserve">: AD 20/21</w:t>
-      </w:r>
-    </w:p>
-    <w:p>
-      <w:pPr>
-        <w:numPr>
-          <w:ilvl w:val="0"/>
-          <w:numId w:val="1002"/>
-        </w:numPr>
-        <w:pStyle w:val="Compact"/>
-      </w:pPr>
-      <w:r>
-        <w:rPr>
-          <w:bCs/>
-          <w:b/>
-        </w:rPr>
-        <w:t xml:space="preserve">Year 9</w:t>
-      </w:r>
-      <w:r>
-        <w:t xml:space="preserve">: AD 21/22</w:t>
-      </w:r>
-    </w:p>
-    <w:p>
-      <w:pPr>
-        <w:numPr>
-          <w:ilvl w:val="0"/>
-          <w:numId w:val="1002"/>
-        </w:numPr>
-        <w:pStyle w:val="Compact"/>
-      </w:pPr>
-      <w:r>
-        <w:rPr>
-          <w:bCs/>
-          <w:b/>
-        </w:rPr>
-        <w:t xml:space="preserve">Year 10</w:t>
-      </w:r>
-      <w:r>
-        <w:t xml:space="preserve">: AD 22/23</w:t>
-      </w:r>
-    </w:p>
-    <w:p>
-      <w:pPr>
-        <w:numPr>
-          <w:ilvl w:val="0"/>
-          <w:numId w:val="1002"/>
-        </w:numPr>
-        <w:pStyle w:val="Compact"/>
-      </w:pPr>
-      <w:r>
-        <w:rPr>
-          <w:bCs/>
-          <w:b/>
-        </w:rPr>
-        <w:t xml:space="preserve">Year 11</w:t>
-      </w:r>
-      <w:r>
-        <w:t xml:space="preserve">: AD 23/24</w:t>
-      </w:r>
-    </w:p>
-    <w:p>
-      <w:pPr>
-        <w:numPr>
-          <w:ilvl w:val="0"/>
-          <w:numId w:val="1002"/>
-        </w:numPr>
-        <w:pStyle w:val="Compact"/>
-      </w:pPr>
-      <w:r>
-        <w:rPr>
-          <w:bCs/>
-          <w:b/>
-        </w:rPr>
-        <w:t xml:space="preserve">Year 12</w:t>
-      </w:r>
-      <w:r>
-        <w:t xml:space="preserve">: AD 24/25</w:t>
-      </w:r>
-    </w:p>
-    <w:p>
-      <w:pPr>
-        <w:numPr>
-          <w:ilvl w:val="0"/>
-          <w:numId w:val="1002"/>
-        </w:numPr>
-        <w:pStyle w:val="Compact"/>
-      </w:pPr>
-      <w:r>
-        <w:rPr>
-          <w:bCs/>
-          <w:b/>
-        </w:rPr>
-        <w:t xml:space="preserve">Year 13</w:t>
-      </w:r>
-      <w:r>
-        <w:t xml:space="preserve">: AD 25/26</w:t>
-      </w:r>
-    </w:p>
-    <w:p>
-      <w:pPr>
-        <w:numPr>
-          <w:ilvl w:val="0"/>
-          <w:numId w:val="1002"/>
-        </w:numPr>
-        <w:pStyle w:val="Compact"/>
-      </w:pPr>
-      <w:r>
-        <w:rPr>
-          <w:bCs/>
-          <w:b/>
-        </w:rPr>
-        <w:t xml:space="preserve">Year 14</w:t>
-      </w:r>
-      <w:r>
-        <w:t xml:space="preserve">: AD 26/27</w:t>
-      </w:r>
-    </w:p>
-    <w:p>
-      <w:pPr>
-        <w:numPr>
-          <w:ilvl w:val="0"/>
-          <w:numId w:val="1002"/>
-        </w:numPr>
-        <w:pStyle w:val="Compact"/>
-      </w:pPr>
-      <w:r>
-        <w:rPr>
-          <w:bCs/>
-          <w:b/>
-        </w:rPr>
-        <w:t xml:space="preserve">Year 15</w:t>
-      </w:r>
-      <w:r>
-        <w:t xml:space="preserve">: AD 27/28 — this is where Luke 3:1 places the start of John the Baptist’s ministry, which lines up with Jesus’s own baptism shortly after</w:t>
+        <w:t>Luke 3:1 dates the start of John the Baptist’s ministry to “the fifteenth year” of the Roman emperor Tiberius. The CJC counts those years from when Tiberius began ruling alongside Augustus, not from Augustus’s death.</w:t>
       </w:r>
     </w:p>
     <w:p>
@@ -838,7 +553,7 @@
         <w:pStyle w:val="FirstParagraph"/>
       </w:pPr>
       <w:r>
-        <w:t xml:space="preserve">Some scholars instead count Tiberius’s Year 1 from Augustus’s death (August AD 14), landing his fifteenth year in the same AD 27/28 range by ordinary accession-year convention.</w:t>
+        <w:t>In AD 13, a Roman law gave Tiberius power equal to Augustus’s over the provinces and armies. Roman coins from that year show the two men together, Augustus on one side and Tiberius on the other (catalogued as RIC 225-226). Coins from Syria, the region Luke is traditionally linked to, may even number Tiberius’s reign from this point, though historians disagree on how to date them.</w:t>
       </w:r>
     </w:p>
     <w:p>
@@ -846,7 +561,15 @@
         <w:pStyle w:val="FirstParagraph"/>
       </w:pPr>
       <w:r>
-        <w:t xml:space="preserve">Because Year 15 straddles the turn from AD 27 into AD 28, both “27 AD” and “27/28 AD” are correct ways to describe it — there’s no real ambiguity here, just the normal effect of a reign that began mid-year.</w:t>
+        <w:t>Counting AD 13/14 as Year 1, Year 15 is AD 27/28 (often written simply as AD 27). That is when John’s ministry begins, with Jesus baptized shortly after.</w:t>
+      </w:r>
+    </w:p>
+    <w:p>
+      <w:pPr>
+        <w:pStyle w:val="FirstParagraph"/>
+      </w:pPr>
+      <w:r>
+        <w:t>Some historians count from Augustus’s death in August AD 14 instead, which usually puts the fifteenth year in AD 28/29.</w:t>
       </w:r>
     </w:p>
     <w:bookmarkEnd w:id="25"/>

--- a/Chapter1.docx
+++ b/Chapter1.docx
@@ -553,7 +553,7 @@
         <w:pStyle w:val="FirstParagraph"/>
       </w:pPr>
       <w:r>
-        <w:t>In AD 13, a Roman law gave Tiberius power equal to Augustus’s over the provinces and armies. Roman coins from that year show the two men together, Augustus on one side and Tiberius on the other (catalogued as RIC 225-226). Coins from Syria, the region Luke is traditionally linked to, may even number Tiberius’s reign from this point, though historians disagree on how to date them.</w:t>
+        <w:t>In AD 13, a Roman law gave Tiberius power equal to Augustus’s over the provinces and armies. Roman coins from that year show the two men together, Augustus on one side and Tiberius on the other (catalogued as RIC 225-226). Those coins were not minted by chance: Rome issued them the same year the law raised Tiberius to Augustus’s side.</w:t>
       </w:r>
     </w:p>
     <w:p>
@@ -561,15 +561,7 @@
         <w:pStyle w:val="FirstParagraph"/>
       </w:pPr>
       <w:r>
-        <w:t>Counting AD 13/14 as Year 1, Year 15 is AD 27/28 (often written simply as AD 27). That is when John’s ministry begins, with Jesus baptized shortly after.</w:t>
-      </w:r>
-    </w:p>
-    <w:p>
-      <w:pPr>
-        <w:pStyle w:val="FirstParagraph"/>
-      </w:pPr>
-      <w:r>
-        <w:t>Some historians count from Augustus’s death in August AD 14 instead, which usually puts the fifteenth year in AD 28/29.</w:t>
+        <w:t>Read this way, Luke’s count begins the same year as the law and the coins. With AD 13/14 as Tiberius’s Year 1, Year 15 is AD 27/28 (often written simply as AD 27). That is the same year Gabriel’s 483 years from the 457 BC decree point to, and the same year John 2:20’s “forty-six years” points to (see 4C). John’s ministry begins then, with Jesus baptized shortly after. From there, John’s Gospel names three Passovers (John 2:13; 6:4; 11:55), in AD 28, 29, and 30, and the third is the crucifixion.</w:t>
       </w:r>
     </w:p>
     <w:bookmarkEnd w:id="25"/>

--- a/Chapter1.docx
+++ b/Chapter1.docx
@@ -136,6 +136,14 @@
       </w:pPr>
       <w:r>
         <w:t xml:space="preserve">The CJC’s math runs as one unbroken count, forward from the Exodus era through history to the present. Scripture requires both the seven-day week and the seven-year sabbatical cycle to run without interruption — this is what allows the Sabbath rest and the Jubilee to be tracked and obeyed correctly. Exodus 23:10-11 commands the land itself to rest every seventh year, and Leviticus 25:8-10 builds directly on that same seven-year unit: “seven sabbaths of years… forty and nine years… and hallow the fiftieth year.” Within a cycle, each year falls at a specific position within its seven-year unit, found by taking the year’s position modulo 7 — Year 1 is Position 1, and the pattern repeats every seven years, exactly as Gabriel describes to Daniel: “seven weeks, and threescore and two weeks… in the midst of the week” (Daniel 9:25, 27, KJV) — the same unit of seven years, used the same way. The CJC method prioritizes Scripture’s own calendrical rules throughout, and is built to introduce zero conflict with them.</w:t>
+      </w:r>
+    </w:p>
+    <w:p>
+      <w:pPr>
+        <w:pStyle w:val="BodyText"/>
+      </w:pPr>
+      <w:r>
+        <w:t>Scripture itself shows the count kept running even when Israel stopped keeping it. Leviticus 26 warned that if the sabbath years were broken, the people would be scattered, and “then shall the land enjoy her sabbaths” (26:34). When that happened, the exile lasted seventy years, “until the land had enjoyed her sabbaths” (2 Chronicles 36:21). Those missed rests could only be counted up and repaid if the sabbath-year count continued through the years no one observed it. Daniel, reading about those seventy years, confessed “the oath that is written in the law of Moses” (Daniel 9:11), and Gabriel answered in the same measure: seventy weeks of years, 490 years, exactly ten 49-year Jubilee cycles. On this calendar, those 490 years run from the 457 BC decree (Cycle 21, Year 1) to AD 34 (Cycle 31, Year 1), a Jubilee year to a Jubilee year.</w:t>
       </w:r>
     </w:p>
     <w:p>

--- a/Chapter1.docx
+++ b/Chapter1.docx
@@ -1155,7 +1155,7 @@
               <w:jc w:val="left"/>
             </w:pPr>
             <w:r>
-              <w:t xml:space="preserve">Post-Sennacherib deliverance and land-rest reform (2 Kings 19:29-31); see the honest 701 BC caveat and calendar-misalignment discussion below.</w:t>
+              <w:t>Post-Sennacherib deliverance and land-rest reform (2 Kings 19:29-31); Sennacherib's 701 BC campaign falls inside this Jubilee's rest year; see below.</w:t>
             </w:r>
           </w:p>
         </w:tc>
@@ -1580,7 +1580,7 @@
         <w:pStyle w:val="FirstParagraph"/>
       </w:pPr>
       <w:r>
-        <w:t xml:space="preserve">Leviticus 25’s own math produces a real, structural pattern worth presenting on its own strength: the year immediately before every Jubilee is mechanically also an ordinary sabbatical, since 49 is itself a multiple of 7. Assuming adherence to both laws, this produces two consecutive rest years — 703 BC and 702 BC (the Jubilee itself) — with no sowing in either preceding autumn. The resulting lack of harvest would extend across two consecutive springs, 702 BC and 701 BC, matching the shape of Isaiah 37:30’s own three-stage sign (“this year… the second year… then… sow and reap”) — a fit worth noting, not a proof of it. Sennacherib’s campaign and the miraculous deliverance (2 Kings 19:35, Isaiah 37:36) fall within 701 BC, the year immediately after the Jubilee. That year’s agricultural condition would follow from the preceding rest years under this specific reading; it isn’t independent confirmation that this is what happened.</w:t>
+        <w:t>Leviticus 25’s own math produces a real, structural pattern worth presenting on its own strength: the year immediately before every Jubilee is mechanically also an ordinary sabbatical, since 49 is itself a multiple of 7. Assuming adherence to both laws, this produces two consecutive rest years — 703 BC and 702 BC (the Jubilee itself) — with no sowing in either preceding autumn. The resulting lack of harvest would extend across two consecutive springs, 702 BC and 701 BC, matching the shape of Isaiah 37:30’s own three-stage sign (“this year… the second year… then… sow and reap”) — a fit worth noting, not a proof of it. Sennacherib’s campaign and the miraculous deliverance (2 Kings 19:35, Isaiah 37:36) fall in the spring and summer of 701 BC, still inside the Jubilee’s rest year, which began when the Jubilee was proclaimed on the Day of Atonement in the autumn of 702 BC (Leviticus 25:9). That year’s agricultural condition would follow from the preceding rest years under this specific reading; it isn’t independent confirmation that this is what happened.</w:t>
       </w:r>
     </w:p>
     <w:p>
@@ -1596,7 +1596,7 @@
         <w:pStyle w:val="BodyText"/>
       </w:pPr>
       <w:r>
-        <w:t xml:space="preserve">A second, independent possible contributor to the one-year gap is calendar misalignment rather than interpretation. The standardized intercalation cycle that later kept lunar and solar calendars synchronized wasn’t adopted until roughly 503-499 BC, two centuries after Sennacherib’s campaign. Before this, both Assyrian and Judean calendars added leap months ad hoc, by decree rather than fixed rule — and Assyrian record-keeping shows no evidence of astronomical observation guiding this process at all. Under these conditions, a real gap of weeks to a month could exist between the two calendars’ year-boundaries, meaning the same actual date might be labeled 701 BC under one system and 702 BC under the other. This is a real, evidenced mechanism, not speculation — but whether the deliverance specifically fell within that gap can’t currently be confirmed, since neither Scripture nor Sennacherib’s own annals give a precise enough date to test it.</w:t>
+        <w:t>A second factor can also shift year labels between the two records: calendar misalignment. The standardized intercalation cycle that later kept lunar and solar calendars synchronized wasn’t adopted until roughly 503-499 BC, two centuries after Sennacherib’s campaign. Before this, both Assyrian and Judean calendars added leap months ad hoc, by decree rather than fixed rule — and Assyrian record-keeping shows no evidence of astronomical observation guiding this process at all. Under these conditions, a real gap of weeks to a month could exist between the two calendars’ year-boundaries, meaning the same actual date might be labeled 701 BC under one system and 702 BC under the other. This is a real, evidenced mechanism, not speculation — but whether the deliverance specifically fell within that gap can’t currently be confirmed, since neither Scripture nor Sennacherib’s own annals give a precise enough date to test it.</w:t>
       </w:r>
     </w:p>
     <w:p>
@@ -1604,7 +1604,7 @@
         <w:pStyle w:val="BodyText"/>
       </w:pPr>
       <w:r>
-        <w:t xml:space="preserve">The honest summary: Sennacherib’s own annals confirm his campaign’s historicity but date it to 701 BC, not 702 BC. Two independent, evidenced explanations exist for the one-year gap — a textual reading of Isaiah 37:30, and a calendar-alignment mechanism — and either or both may contribute. Present 702 BC as a defended reading with real supporting mechanisms, not as an uncontested match.</w:t>
+        <w:t>The summary: Sennacherib’s own annals date his campaign to 701 BC, and that campaign falls inside the rest year of the 702 BC Jubilee, which ran from autumn 702 to autumn 701 BC. Scripture adds that it ended without an assault on Jerusalem: the angel of the LORD struck the Assyrian camp and Sennacherib returned home (2 Kings 19:32-36), and his own annals claim tribute from Hezekiah but never the capture of Jerusalem. The Isaiah 37:30 reading remains a defended interpretation, not an uncontested match.</w:t>
       </w:r>
     </w:p>
     <w:bookmarkEnd w:id="32"/>

--- a/Chapter1.docx
+++ b/Chapter1.docx
@@ -135,7 +135,7 @@
         <w:pStyle w:val="BodyText"/>
       </w:pPr>
       <w:r>
-        <w:t xml:space="preserve">The CJC’s math runs as one unbroken count, forward from the Exodus era through history to the present. Scripture requires both the seven-day week and the seven-year sabbatical cycle to run without interruption — this is what allows the Sabbath rest and the Jubilee to be tracked and obeyed correctly. Exodus 23:10-11 commands the land itself to rest every seventh year, and Leviticus 25:8-10 builds directly on that same seven-year unit: “seven sabbaths of years… forty and nine years… and hallow the fiftieth year.” Within a cycle, each year falls at a specific position within its seven-year unit, found by taking the year’s position modulo 7 — Year 1 is Position 1, and the pattern repeats every seven years, exactly as Gabriel describes to Daniel: “seven weeks, and threescore and two weeks… in the midst of the week” (Daniel 9:25, 27, KJV) — the same unit of seven years, used the same way. The CJC method prioritizes Scripture’s own calendrical rules throughout, and is built to introduce zero conflict with them.</w:t>
+        <w:t>The CJC’s math runs as one unbroken count, forward from the Exodus era through history to the present. Scripture requires both the seven-day week and the seven-year sabbatical cycle to run without interruption — this is what allows the Sabbath rest and the Jubilee to be tracked and obeyed correctly. Exodus 23:10-11 commands the land itself to rest every seventh year, and Leviticus 25:8-10 builds directly on that same seven-year unit: “seven sabbaths of years… forty and nine years… ye shall hallow the fiftieth year.” Within a cycle, each year falls at a specific position within its seven-year unit, found by taking the year’s position modulo 7 — Year 1 is Position 1, and the pattern repeats every seven years, exactly as Gabriel describes to Daniel: “seven weeks, and threescore and two weeks… in the midst of the week” (Daniel 9:25, 27, KJV) — the same unit of seven years, used the same way. The CJC method prioritizes Scripture’s own calendrical rules throughout, and is built to introduce zero conflict with them.</w:t>
       </w:r>
     </w:p>
     <w:p>
@@ -420,7 +420,7 @@
         <w:t xml:space="preserve">On the other three “independent” paths:</w:t>
       </w:r>
       <w:r>
-        <w:t xml:space="preserve"> each carries a dependency that should be named rather than left implicit. The Daniel 9:25 path (twenty cycles back from 457 BC) is not independent of 457 BC at all — it is the same claim expressed as arithmetic; if 457 BC is granted as Y=1, 1437 BC follows mechanically, and this cannot be counted as a second confirmation of itself. The Acts 13:20 path depends on reading “about 450 years” as applying cleanly to the judges period specifically; summing the individual periods given throughout Judges produces totals in the 570-590 year range, a genuine, documented discrepancy that a single conservative reading does not resolve on its own terms. The Ezekiel 4:5-6 path depends on a specific, debated way of applying the 390/40 day-year figures to reach 1016 BC for the kingdom’s division, which is itself one of several proposed readings.</w:t>
+        <w:t xml:space="preserve"> each carries a dependency that should be named rather than left implicit. The Daniel 9:25 path (twenty cycles back from 457 BC) is not independent of 457 BC at all — it is the same claim expressed as arithmetic; if 457 BC is granted as Y=1, 1437 BC follows mechanically, and this cannot be counted as a second confirmation of itself. The Acts 13:20 path depends on reading “about the space of four hundred and fifty years” as applying cleanly to the judges period specifically; summing the individual periods given throughout Judges produces totals in the 570-590 year range, a genuine, documented discrepancy that a single conservative reading does not resolve on its own terms. The Ezekiel 4:5-6 path depends on a specific, debated way of applying the 390/40 day-year figures to reach 1016 BC for the kingdom’s division, which is itself one of several proposed readings.</w:t>
       </w:r>
     </w:p>
     <w:p>
@@ -495,7 +495,7 @@
         <w:pStyle w:val="BodyText"/>
       </w:pPr>
       <w:r>
-        <w:t xml:space="preserve">A few more examples, all using this identical rule: Joseph holds his brothers “in custody for three days,” then releases them “on the third day” (Genesis 42:17-18). An Egyptian servant describes going without food for “three days and three nights,” which the very next verse also calls “three days ago” (1 Samuel 30:12-13). Rehoboam tells the people “come back to me in three days,” and they return “on the third day” (2 Chronicles 10:5, 12).</w:t>
+        <w:t>A few more examples, all using this identical rule: Joseph holds his brothers “into ward three days,” then releases them “the third day” (Genesis 42:17-18). An Egyptian servant describes going without food for “three days and three nights,” which the very next verse also calls “three days ago” (1 Samuel 30:12-13). Rehoboam tells the people “Come again unto me after three days,” and they return “on the third day” (2 Chronicles 10:5, 12).</w:t>
       </w:r>
     </w:p>
     <w:p>
@@ -503,7 +503,7 @@
         <w:pStyle w:val="BodyText"/>
       </w:pPr>
       <w:r>
-        <w:t xml:space="preserve">This same rule applies to years, not just days — and it’s especially common in how ancient kings counted their reigns. A king who took the throne partway through a year would often have that partial year counted as his full “Year 1,” rather than waiting for the next new year to begin the count. Scripture gives us a clean, direct example of this: Elah began to reign in the 26th year of Asa’s reign (1 Kings 16:8), and Zimri killed him in the 27th year of Asa (1 Kings 16:10) — a partial year on the throne, counted as a real, numbered year. Rehoboam’s own “17 years” (1 Kings 14:21) works the same way, and so does Tiberius’s “fifteenth year,” which Luke 3:1 uses to date John the Baptist’s ministry.</w:t>
+        <w:t>This same rule applies to years, not just days — and it’s especially common in how ancient kings counted their reigns. A king who took the throne partway through a year would often have that partial year counted as his full “Year 1,” rather than waiting for the next new year to begin the count. Scripture gives us a clean, direct example of this: Elah began to reign in the 26th year of Asa’s reign (1 Kings 16:8), and Zimri killed him in the 27th year of Asa (1 Kings 16:10) — a partial year on the throne, counted as a real, numbered year. Rehoboam’s own “seventeen years” (1 Kings 14:21) works the same way, and so does Tiberius’s “fifteenth year,” which Luke 3:1 uses to date John the Baptist’s ministry.</w:t>
       </w:r>
     </w:p>
     <w:p>
@@ -569,7 +569,7 @@
         <w:pStyle w:val="FirstParagraph"/>
       </w:pPr>
       <w:r>
-        <w:t>Read this way, Luke’s count begins the same year as the law and the coins. With AD 13/14 as Tiberius’s Year 1, Year 15 is AD 27/28 (often written simply as AD 27). That is the same year Gabriel’s 483 years from the 457 BC decree point to, and the same year John 2:20’s “forty-six years” points to (see 4C). John’s ministry begins then, with Jesus baptized shortly after. From there, John’s Gospel names three Passovers (John 2:13; 6:4; 11:55), in AD 28, 29, and 30, and the third is the crucifixion.</w:t>
+        <w:t>Read this way, Luke’s count begins the same year as the law and the coins. With AD 13/14 as Tiberius’s Year 1, Year 15 is AD 27/28 (often written simply as AD 27). That is the same year Gabriel’s 483 years from the 457 BC decree point to, and the same year John 2:20’s “forty and six years” points to (see 4C). John’s ministry begins then, with Jesus baptized shortly after. From there, John’s Gospel names three Passovers (John 2:13; 6:4; 11:55), in AD 28, 29, and 30, and the third is the crucifixion.</w:t>
       </w:r>
     </w:p>
     <w:bookmarkEnd w:id="25"/>
@@ -1580,7 +1580,7 @@
         <w:pStyle w:val="FirstParagraph"/>
       </w:pPr>
       <w:r>
-        <w:t>Leviticus 25’s own math produces a real, structural pattern worth presenting on its own strength: the year immediately before every Jubilee is mechanically also an ordinary sabbatical, since 49 is itself a multiple of 7. Assuming adherence to both laws, this produces two consecutive rest years — 703 BC and 702 BC (the Jubilee itself) — with no sowing in either preceding autumn. The resulting lack of harvest would extend across two consecutive springs, 702 BC and 701 BC, matching the shape of Isaiah 37:30’s own three-stage sign (“this year… the second year… then… sow and reap”) — a fit worth noting, not a proof of it. Sennacherib’s campaign and the miraculous deliverance (2 Kings 19:35, Isaiah 37:36) fall in the spring and summer of 701 BC, still inside the Jubilee’s rest year, which began when the Jubilee was proclaimed on the Day of Atonement in the autumn of 702 BC (Leviticus 25:9). That year’s agricultural condition would follow from the preceding rest years under this specific reading; it isn’t independent confirmation that this is what happened.</w:t>
+        <w:t>Leviticus 25’s own math produces a real, structural pattern worth presenting on its own strength: the year immediately before every Jubilee is mechanically also an ordinary sabbatical, since 49 is itself a multiple of 7. Assuming adherence to both laws, this produces two consecutive rest years — 703 BC and 702 BC (the Jubilee itself) — with no sowing in either preceding autumn. The resulting lack of harvest would extend across two consecutive springs, 702 BC and 701 BC, matching the shape of Isaiah 37:30’s own three-stage sign (“this year… the second year… and in the third year sow ye, and reap”) — a fit worth noting, not a proof of it. Sennacherib’s campaign and the miraculous deliverance (2 Kings 19:35, Isaiah 37:36) fall in the spring and summer of 701 BC, still inside the Jubilee’s rest year, which began when the Jubilee was proclaimed on the Day of Atonement in the autumn of 702 BC (Leviticus 25:9). That year’s agricultural condition would follow from the preceding rest years under this specific reading; it isn’t independent confirmation that this is what happened.</w:t>
       </w:r>
     </w:p>
     <w:p>
@@ -1696,7 +1696,7 @@
         <w:t xml:space="preserve">Babylonian Chronology</w:t>
       </w:r>
       <w:r>
-        <w:t xml:space="preserve"> (Oriental Institute of the University of Chicago, 1942/1956) — checked directly against the primary table (p. 60, row for AD 44) — records Nisanu 1 at April 18, AD 44. Thirteen days later, Nisan 14 falls on May 1, AD 44, independently confirmed as a Friday by direct calendar computation. This converts to Cycle 31, Year 11 under this chapter’s formula. Acts 12:3-4 places Peter’s arrest “during the days of Unleavened Bread,” intending his execution “after the Passover” — both consistent with this date. This is the strongest externally-verified festival date in this whole framework outside the crucifixion week itself, since it traces cleanly from a primary source through to an independently-confirmed weekday, with no uncalibrated step anywhere in the chain.</w:t>
+        <w:t xml:space="preserve"> (Oriental Institute of the University of Chicago, 1942/1956) — checked directly against the primary table (p. 60, row for AD 44) — records Nisanu 1 at April 18, AD 44. Thirteen days later, Nisan 14 falls on May 1, AD 44, independently confirmed as a Friday by direct calendar computation. This converts to Cycle 31, Year 11 under this chapter’s formula. Acts 12:3-4 places Peter’s arrest in “the days of unleavened bread,” intending his execution “after the Passover” — both consistent with this date. This is the strongest externally-verified festival date in this whole framework outside the crucifixion week itself, since it traces cleanly from a primary source through to an independently-confirmed weekday, with no uncalibrated step anywhere in the chain.</w:t>
       </w:r>
     </w:p>
     <w:bookmarkEnd w:id="33"/>
@@ -2732,7 +2732,7 @@
         <w:t xml:space="preserve">Friday daytime (still Nisan 14)</w:t>
       </w:r>
       <w:r>
-        <w:t xml:space="preserve">: the crucifixion. John calls this “the day of Preparation of the Passover” (John 19:14) — “day of Preparation” is simply the Gospels’ standard word for Friday (Mark 15:42 says this outright), not a claim that Passover hadn’t started yet. John is just telling readers which specific Friday he means.</w:t>
+        <w:t>: the crucifixion. John calls this “the preparation of the passover” (John 19:14) — “the preparation” is simply the Gospels’ standard word for Friday (Mark 15:42 says this outright), not a claim that Passover hadn’t started yet. John is just telling readers which specific Friday he means.</w:t>
       </w:r>
     </w:p>
     <w:p>
@@ -2751,7 +2751,7 @@
         <w:t xml:space="preserve">Saturday (Nisan 15)</w:t>
       </w:r>
       <w:r>
-        <w:t xml:space="preserve">: the High Sabbath — both the regular weekly Sabbath and the first day of Unleavened Bread landing on the same day (Leviticus 23:6-7), exactly the “high day” John 19:31 describes. Under the second calendar tradition, this is also when the wider Jewish leadership ate their own Passover meal — explaining why John notes they “had not yet eaten the Passover” even after the crucifixion (John 18:28).</w:t>
+        <w:t>: the High Sabbath — both the regular weekly Sabbath and the first day of Unleavened Bread landing on the same day (Leviticus 23:6-7), exactly the “high day” John 19:31 describes. Under the second calendar tradition, this is also when the wider Jewish leadership ate their own Passover meal — explaining why, on Friday morning, they would not enter Pilate’s hall, “that they might eat the passover” (John 18:28).</w:t>
       </w:r>
     </w:p>
     <w:p>

--- a/Chapter1.docx
+++ b/Chapter1.docx
@@ -318,7 +318,7 @@
           <w:sz w:val="23"/>
           <w:szCs w:val="23"/>
         </w:rPr>
-        <w:t xml:space="preserve">, the year Jesus was baptized and began his ministry, as Daniel foretold “unto the Messiah the Prince” (Daniel 9:25).</w:t>
+        <w:t xml:space="preserve">, the year Jesus was baptized and began His ministry, as Daniel foretold “unto the Messiah the Prince” (Daniel 9:25).</w:t>
       </w:r>
     </w:p>
     <w:p>
@@ -2252,7 +2252,7 @@
           <w:sz w:val="23"/>
           <w:szCs w:val="23"/>
         </w:rPr>
-        <w:t xml:space="preserve"> At Jesus’ first Passover, his opponents said the Temple had been “forty and six years” in building (John 2:20). Josephus dates the start of Herod’s Temple project to Herod’s 18th year (</w:t>
+        <w:t xml:space="preserve"> At Jesus’ first Passover, His opponents said the Temple had been “forty and six years” in building (John 2:20). Josephus dates the start of Herod’s Temple project to Herod’s 18th year (</w:t>
       </w:r>
       <w:r>
         <w:rPr>
@@ -3258,7 +3258,7 @@
           <w:sz w:val="23"/>
           <w:szCs w:val="23"/>
         </w:rPr>
-        <w:t xml:space="preserve"> Jesus died at “about the ninth hour” (Matthew 27:46-50; Mark 15:34-37; Luke 23:44-46), about 3 PM, in the afternoon of the 14th, the hour the Passover lambs were slain “in the evening” (Exodus 12:6). But Scripture ties the full moon not to the hour of the sacrifice but to the feast: “Blow up the trumpet in the new moon, in the time appointed, on our solemn feast day” (Psalm 81:3), where “the time appointed” translates a Hebrew word widely understood to mean the full moon. The Passover meal was eaten that night (Exodus 12:8), under the rising moon. In AD 30, the moon reached its exact fullness about 10 PM on Thursday, April 6, during the evening Jesus kept the Passover with his disciples, and it rose full over the nation’s Passover the next night. In AD 33, the Passover moon was also full, but it rose partly eclipsed, dimmed by the earth’s shadow, at the start of the nation’s Passover night. Scripture’s rule leans toward AD 30 here; the continuum remains the deciding evidence.</w:t>
+        <w:t xml:space="preserve"> Jesus died at “about the ninth hour” (Matthew 27:46-50; Mark 15:34-37; Luke 23:44-46), about 3 PM, in the afternoon of the 14th, the hour the Passover lambs were slain “in the evening” (Exodus 12:6). But Scripture ties the full moon not to the hour of the sacrifice but to the feast: “Blow up the trumpet in the new moon, in the time appointed, on our solemn feast day” (Psalm 81:3), where “the time appointed” translates a Hebrew word widely understood to mean the full moon. The Passover meal was eaten that night (Exodus 12:8), under the rising moon. In AD 30, the moon reached its exact fullness about 10 PM on Thursday, April 6, during the evening Jesus kept the Passover with His disciples, and it rose full over the nation’s Passover the next night. In AD 33, the Passover moon was also full, but it rose partly eclipsed, dimmed by the earth’s shadow, at the start of the nation’s Passover night. Scripture’s rule leans toward AD 30 here; the continuum remains the deciding evidence.</w:t>
       </w:r>
     </w:p>
     <w:p>
@@ -3272,7 +3272,7 @@
           <w:sz w:val="23"/>
           <w:szCs w:val="23"/>
         </w:rPr>
-        <w:t xml:space="preserve">The deciding evidence is the continuum itself. Counted from the decree of 457 BC, the seventieth week runs from AD 27 to AD 33, and only AD 30 stands “in the midst of the week.” AD 30 also gives a ministry of about three years from a baptism anchored independently by Luke 3:1 and John 2:20, and it keeps Jesus close to “about thirty years of age” (Luke 3:23) from the beginning of his ministry to its end.</w:t>
+        <w:t xml:space="preserve">The deciding evidence is the continuum itself. Counted from the decree of 457 BC, the seventieth week runs from AD 27 to AD 33, and only AD 30 stands “in the midst of the week.” AD 30 also gives a ministry of about three years from a baptism anchored independently by Luke 3:1 and John 2:20, and it keeps Jesus close to “about thirty years of age” (Luke 3:23) from the beginning of His ministry to its end.</w:t>
       </w:r>
     </w:p>
     <w:p>
@@ -3547,7 +3547,7 @@
           <w:sz w:val="23"/>
           <w:szCs w:val="23"/>
         </w:rPr>
-        <w:t xml:space="preserve">Jesus and his disciples</w:t>
+        <w:t xml:space="preserve">Jesus and His disciples</w:t>
       </w:r>
       <w:r>
         <w:rPr>
@@ -4094,7 +4094,7 @@
           <w:sz w:val="23"/>
           <w:szCs w:val="23"/>
         </w:rPr>
-        <w:t xml:space="preserve">, the middle of its week. The building of Solomon’s Temple began in the middle of a week of years, and the Temple of Jesus’ body, of which he said “Destroy this temple, and in three days I will raise it up” (John 2:19-21), was destroyed in the middle of the seventieth week.</w:t>
+        <w:t xml:space="preserve">, the middle of its week. The building of Solomon’s Temple began in the middle of a week of years, and the Temple of Jesus’ body, of which He said “Destroy this temple, and in three days I will raise it up” (John 2:19-21), was destroyed in the middle of the seventieth week.</w:t>
       </w:r>
     </w:p>
     <w:p>
@@ -4783,7 +4783,7 @@
           <w:sz w:val="23"/>
           <w:szCs w:val="23"/>
         </w:rPr>
-        <w:t xml:space="preserve"> and the CJC papers, available at https://greysmokez.github.io/CJC-Website/</w:t>
+        <w:t xml:space="preserve"> and the CJC papers, available at https://scripturescjc.com/</w:t>
       </w:r>
     </w:p>
     <w:sectPr>
